--- a/docs/publication/releases/DS-005.docx
+++ b/docs/publication/releases/DS-005.docx
@@ -185,7 +185,7 @@
                 <w:color w:val="A7ABB3"/>
                 <w:sz w:val="24"/>
               </w:rPr>
-              <w:t>Version 0.2.1 — Draft</w:t>
+              <w:t>Version 0.5.0 — Draft</w:t>
             </w:r>
           </w:p>
           <w:p>
@@ -325,7 +325,7 @@
                 <w:color w:val="A7ABB3"/>
                 <w:sz w:val="18"/>
               </w:rPr>
-              <w:t>Source baseline commit: 34a65818d48f596122281075e18c6e5f36ec93b5</w:t>
+              <w:t>Source baseline commit: 8b5cf5bd0341d5d6f70c67302c8bce2069d0929a</w:t>
             </w:r>
           </w:p>
           <w:p>
@@ -341,7 +341,7 @@
                 <w:color w:val="A7ABB3"/>
                 <w:sz w:val="18"/>
               </w:rPr>
-              <w:t>Generation date: 2026-07-25T13:31:10-04:00</w:t>
+              <w:t>Generation date: 2026-07-25T16:51:31-04:00</w:t>
             </w:r>
           </w:p>
           <w:p>
@@ -511,7 +511,7 @@
                 <w:i w:val="0"/>
                 <w:sz w:val="19"/>
               </w:rPr>
-              <w:t>0.2.1</w:t>
+              <w:t>0.5.0</w:t>
             </w:r>
           </w:p>
         </w:tc>
@@ -721,7 +721,7 @@
                 <w:i w:val="0"/>
                 <w:sz w:val="19"/>
               </w:rPr>
-              <w:t>2026-07-24</w:t>
+              <w:t>2026-07-25</w:t>
             </w:r>
           </w:p>
         </w:tc>
@@ -850,6 +850,348 @@
                 <w:sz w:val="19"/>
               </w:rPr>
               <w:t>Summary</w:t>
+            </w:r>
+          </w:p>
+        </w:tc>
+      </w:tr>
+      <w:tr>
+        <w:tc>
+          <w:tcPr>
+            <w:tcW w:type="dxa" w:w="1008"/>
+          </w:tcPr>
+          <w:p>
+            <w:pPr>
+              <w:spacing w:after="80"/>
+            </w:pPr>
+            <w:r>
+              <w:rPr>
+                <w:rFonts w:ascii="Arial" w:hAnsi="Arial"/>
+                <w:b w:val="0"/>
+                <w:i w:val="0"/>
+                <w:sz w:val="19"/>
+              </w:rPr>
+              <w:t>0.5.0</w:t>
+            </w:r>
+          </w:p>
+        </w:tc>
+        <w:tc>
+          <w:tcPr>
+            <w:tcW w:type="dxa" w:w="1296"/>
+          </w:tcPr>
+          <w:p>
+            <w:pPr>
+              <w:spacing w:after="80"/>
+            </w:pPr>
+            <w:r>
+              <w:rPr>
+                <w:rFonts w:ascii="Arial" w:hAnsi="Arial"/>
+                <w:b w:val="0"/>
+                <w:i w:val="0"/>
+                <w:sz w:val="19"/>
+              </w:rPr>
+              <w:t>2026-07-25</w:t>
+            </w:r>
+          </w:p>
+        </w:tc>
+        <w:tc>
+          <w:tcPr>
+            <w:tcW w:type="dxa" w:w="2304"/>
+          </w:tcPr>
+          <w:p>
+            <w:pPr>
+              <w:spacing w:after="80"/>
+            </w:pPr>
+            <w:r>
+              <w:rPr>
+                <w:rFonts w:ascii="Arial" w:hAnsi="Arial"/>
+                <w:b w:val="0"/>
+                <w:i w:val="0"/>
+                <w:sz w:val="19"/>
+              </w:rPr>
+              <w:t>TheSinnerMan / Keeper</w:t>
+            </w:r>
+          </w:p>
+        </w:tc>
+        <w:tc>
+          <w:tcPr>
+            <w:tcW w:type="dxa" w:w="4464"/>
+          </w:tcPr>
+          <w:p>
+            <w:pPr>
+              <w:spacing w:after="80"/>
+            </w:pPr>
+            <w:r>
+              <w:rPr>
+                <w:rFonts w:ascii="Arial" w:hAnsi="Arial"/>
+                <w:b w:val="0"/>
+                <w:i w:val="0"/>
+                <w:sz w:val="19"/>
+              </w:rPr>
+              <w:t>Independent-audit blocker-repair (Blockers 2, 3): DS-DB-032/033 constraints extended with DS-JRN-007 retention/deletion behavior; DS-DB-028 constraints extended with DS-SCA-029's provenance/tamper-detection/stale-state security requirements. No entity's Key Fields or Key Relationships changed; constraints/testing extended only.</w:t>
+            </w:r>
+          </w:p>
+        </w:tc>
+      </w:tr>
+      <w:tr>
+        <w:tc>
+          <w:tcPr>
+            <w:tcW w:type="dxa" w:w="1008"/>
+          </w:tcPr>
+          <w:p>
+            <w:pPr>
+              <w:spacing w:after="80"/>
+            </w:pPr>
+            <w:r>
+              <w:rPr>
+                <w:rFonts w:ascii="Arial" w:hAnsi="Arial"/>
+                <w:b w:val="0"/>
+                <w:i w:val="0"/>
+                <w:sz w:val="19"/>
+              </w:rPr>
+              <w:t>0.4.0</w:t>
+            </w:r>
+          </w:p>
+        </w:tc>
+        <w:tc>
+          <w:tcPr>
+            <w:tcW w:type="dxa" w:w="1296"/>
+          </w:tcPr>
+          <w:p>
+            <w:pPr>
+              <w:spacing w:after="80"/>
+            </w:pPr>
+            <w:r>
+              <w:rPr>
+                <w:rFonts w:ascii="Arial" w:hAnsi="Arial"/>
+                <w:b w:val="0"/>
+                <w:i w:val="0"/>
+                <w:sz w:val="19"/>
+              </w:rPr>
+              <w:t>2026-07-25</w:t>
+            </w:r>
+          </w:p>
+        </w:tc>
+        <w:tc>
+          <w:tcPr>
+            <w:tcW w:type="dxa" w:w="2304"/>
+          </w:tcPr>
+          <w:p>
+            <w:pPr>
+              <w:spacing w:after="80"/>
+            </w:pPr>
+            <w:r>
+              <w:rPr>
+                <w:rFonts w:ascii="Arial" w:hAnsi="Arial"/>
+                <w:b w:val="0"/>
+                <w:i w:val="0"/>
+                <w:sz w:val="19"/>
+              </w:rPr>
+              <w:t>TheSinnerMan / Keeper</w:t>
+            </w:r>
+          </w:p>
+        </w:tc>
+        <w:tc>
+          <w:tcPr>
+            <w:tcW w:type="dxa" w:w="4464"/>
+          </w:tcPr>
+          <w:p>
+            <w:pPr>
+              <w:spacing w:after="80"/>
+            </w:pPr>
+            <w:r>
+              <w:rPr>
+                <w:rFonts w:ascii="Arial" w:hAnsi="Arial"/>
+                <w:b w:val="0"/>
+                <w:i w:val="0"/>
+                <w:sz w:val="19"/>
+              </w:rPr>
+              <w:t xml:space="preserve">Independent-audit repair (H1, H3): added </w:t>
+            </w:r>
+            <w:r>
+              <w:rPr>
+                <w:rFonts w:ascii="Consolas" w:hAnsi="Consolas"/>
+                <w:b w:val="0"/>
+                <w:i w:val="0"/>
+                <w:sz w:val="18"/>
+              </w:rPr>
+              <w:t>DS-DB-028</w:t>
+            </w:r>
+            <w:r>
+              <w:rPr>
+                <w:rFonts w:ascii="Arial" w:hAnsi="Arial"/>
+                <w:b w:val="0"/>
+                <w:i w:val="0"/>
+                <w:sz w:val="19"/>
+              </w:rPr>
+              <w:t xml:space="preserve"> (TradeIntelligencePackage), </w:t>
+            </w:r>
+            <w:r>
+              <w:rPr>
+                <w:rFonts w:ascii="Consolas" w:hAnsi="Consolas"/>
+                <w:b w:val="0"/>
+                <w:i w:val="0"/>
+                <w:sz w:val="18"/>
+              </w:rPr>
+              <w:t>DS-DB-029</w:t>
+            </w:r>
+            <w:r>
+              <w:rPr>
+                <w:rFonts w:ascii="Arial" w:hAnsi="Arial"/>
+                <w:b w:val="0"/>
+                <w:i w:val="0"/>
+                <w:sz w:val="19"/>
+              </w:rPr>
+              <w:t xml:space="preserve"> (ResearchSource/ResearchEvidence), </w:t>
+            </w:r>
+            <w:r>
+              <w:rPr>
+                <w:rFonts w:ascii="Consolas" w:hAnsi="Consolas"/>
+                <w:b w:val="0"/>
+                <w:i w:val="0"/>
+                <w:sz w:val="18"/>
+              </w:rPr>
+              <w:t>DS-DB-030</w:t>
+            </w:r>
+            <w:r>
+              <w:rPr>
+                <w:rFonts w:ascii="Arial" w:hAnsi="Arial"/>
+                <w:b w:val="0"/>
+                <w:i w:val="0"/>
+                <w:sz w:val="19"/>
+              </w:rPr>
+              <w:t xml:space="preserve"> (CatalystEvent), </w:t>
+            </w:r>
+            <w:r>
+              <w:rPr>
+                <w:rFonts w:ascii="Consolas" w:hAnsi="Consolas"/>
+                <w:b w:val="0"/>
+                <w:i w:val="0"/>
+                <w:sz w:val="18"/>
+              </w:rPr>
+              <w:t>DS-DB-031</w:t>
+            </w:r>
+            <w:r>
+              <w:rPr>
+                <w:rFonts w:ascii="Arial" w:hAnsi="Arial"/>
+                <w:b w:val="0"/>
+                <w:i w:val="0"/>
+                <w:sz w:val="19"/>
+              </w:rPr>
+              <w:t xml:space="preserve"> (TradingThesis/ThesisRevision), </w:t>
+            </w:r>
+            <w:r>
+              <w:rPr>
+                <w:rFonts w:ascii="Consolas" w:hAnsi="Consolas"/>
+                <w:b w:val="0"/>
+                <w:i w:val="0"/>
+                <w:sz w:val="18"/>
+              </w:rPr>
+              <w:t>DS-DB-032</w:t>
+            </w:r>
+            <w:r>
+              <w:rPr>
+                <w:rFonts w:ascii="Arial" w:hAnsi="Arial"/>
+                <w:b w:val="0"/>
+                <w:i w:val="0"/>
+                <w:sz w:val="19"/>
+              </w:rPr>
+              <w:t xml:space="preserve"> (JournalEntry), </w:t>
+            </w:r>
+            <w:r>
+              <w:rPr>
+                <w:rFonts w:ascii="Consolas" w:hAnsi="Consolas"/>
+                <w:b w:val="0"/>
+                <w:i w:val="0"/>
+                <w:sz w:val="18"/>
+              </w:rPr>
+              <w:t>DS-DB-033</w:t>
+            </w:r>
+            <w:r>
+              <w:rPr>
+                <w:rFonts w:ascii="Arial" w:hAnsi="Arial"/>
+                <w:b w:val="0"/>
+                <w:i w:val="0"/>
+                <w:sz w:val="19"/>
+              </w:rPr>
+              <w:t xml:space="preserve"> (DailyReview/WeeklyReview) as fully-specified entities (Key Fields/Relationships/Constraints/Testing), replacing the prior unnumbered prose-only mention in this section. Renumbered the Founder Vision Completion section from the misnumbered "## 22." (skipping §§20–21) to the correct next-available "## 20." No prior entity's content changed.</w:t>
+            </w:r>
+          </w:p>
+        </w:tc>
+      </w:tr>
+      <w:tr>
+        <w:tc>
+          <w:tcPr>
+            <w:tcW w:type="dxa" w:w="1008"/>
+          </w:tcPr>
+          <w:p>
+            <w:pPr>
+              <w:spacing w:after="80"/>
+            </w:pPr>
+            <w:r>
+              <w:rPr>
+                <w:rFonts w:ascii="Arial" w:hAnsi="Arial"/>
+                <w:b w:val="0"/>
+                <w:i w:val="0"/>
+                <w:sz w:val="19"/>
+              </w:rPr>
+              <w:t>0.3.0</w:t>
+            </w:r>
+          </w:p>
+        </w:tc>
+        <w:tc>
+          <w:tcPr>
+            <w:tcW w:type="dxa" w:w="1296"/>
+          </w:tcPr>
+          <w:p>
+            <w:pPr>
+              <w:spacing w:after="80"/>
+            </w:pPr>
+            <w:r>
+              <w:rPr>
+                <w:rFonts w:ascii="Arial" w:hAnsi="Arial"/>
+                <w:b w:val="0"/>
+                <w:i w:val="0"/>
+                <w:sz w:val="19"/>
+              </w:rPr>
+              <w:t>2026-07-25</w:t>
+            </w:r>
+          </w:p>
+        </w:tc>
+        <w:tc>
+          <w:tcPr>
+            <w:tcW w:type="dxa" w:w="2304"/>
+          </w:tcPr>
+          <w:p>
+            <w:pPr>
+              <w:spacing w:after="80"/>
+            </w:pPr>
+            <w:r>
+              <w:rPr>
+                <w:rFonts w:ascii="Arial" w:hAnsi="Arial"/>
+                <w:b w:val="0"/>
+                <w:i w:val="0"/>
+                <w:sz w:val="19"/>
+              </w:rPr>
+              <w:t>TheSinnerMan / Keeper</w:t>
+            </w:r>
+          </w:p>
+        </w:tc>
+        <w:tc>
+          <w:tcPr>
+            <w:tcW w:type="dxa" w:w="4464"/>
+          </w:tcPr>
+          <w:p>
+            <w:pPr>
+              <w:spacing w:after="80"/>
+            </w:pPr>
+            <w:r>
+              <w:rPr>
+                <w:rFonts w:ascii="Arial" w:hAnsi="Arial"/>
+                <w:b w:val="0"/>
+                <w:i w:val="0"/>
+                <w:sz w:val="19"/>
+              </w:rPr>
+              <w:t>Founder Vision Completion amendment and cross-volume traceability, including Discord notification boundaries where applicable.</w:t>
             </w:r>
           </w:p>
         </w:tc>
@@ -7957,7 +8299,7 @@
           <w:color w:val="0B0B0D"/>
           <w:sz w:val="44"/>
         </w:rPr>
-        <w:t>15. Non-Goals</w:t>
+        <w:t>14a. Research, Journal, and Trade Intelligence Entities (added in the independent-audit H1 repair)</w:t>
       </w:r>
     </w:p>
     <w:p>
@@ -7971,7 +8313,1507 @@
           <w:i w:val="0"/>
           <w:sz w:val="21"/>
         </w:rPr>
-        <w:t>DS-005 does not: select a database engine beyond SQLite-first (DS-ARC-016 already governs this); define exact SQL column types/indexes (implementation detail); or define API serialization shapes (DS-006).</w:t>
+        <w:t xml:space="preserve">Closes a gap identified by independent audit: </w:t>
+      </w:r>
+      <w:r>
+        <w:rPr>
+          <w:rFonts w:ascii="Consolas" w:hAnsi="Consolas"/>
+          <w:b w:val="0"/>
+          <w:i w:val="0"/>
+          <w:sz w:val="20"/>
+        </w:rPr>
+        <w:t>TradeIntelligencePackage</w:t>
+      </w:r>
+      <w:r>
+        <w:rPr>
+          <w:rFonts w:ascii="Arial" w:hAnsi="Arial"/>
+          <w:b w:val="0"/>
+          <w:i w:val="0"/>
+          <w:sz w:val="21"/>
+        </w:rPr>
+        <w:t xml:space="preserve">, </w:t>
+      </w:r>
+      <w:r>
+        <w:rPr>
+          <w:rFonts w:ascii="Consolas" w:hAnsi="Consolas"/>
+          <w:b w:val="0"/>
+          <w:i w:val="0"/>
+          <w:sz w:val="20"/>
+        </w:rPr>
+        <w:t>ResearchSource</w:t>
+      </w:r>
+      <w:r>
+        <w:rPr>
+          <w:rFonts w:ascii="Arial" w:hAnsi="Arial"/>
+          <w:b w:val="0"/>
+          <w:i w:val="0"/>
+          <w:sz w:val="21"/>
+        </w:rPr>
+        <w:t>/</w:t>
+      </w:r>
+      <w:r>
+        <w:rPr>
+          <w:rFonts w:ascii="Consolas" w:hAnsi="Consolas"/>
+          <w:b w:val="0"/>
+          <w:i w:val="0"/>
+          <w:sz w:val="20"/>
+        </w:rPr>
+        <w:t>ResearchEvidence</w:t>
+      </w:r>
+      <w:r>
+        <w:rPr>
+          <w:rFonts w:ascii="Arial" w:hAnsi="Arial"/>
+          <w:b w:val="0"/>
+          <w:i w:val="0"/>
+          <w:sz w:val="21"/>
+        </w:rPr>
+        <w:t xml:space="preserve">, </w:t>
+      </w:r>
+      <w:r>
+        <w:rPr>
+          <w:rFonts w:ascii="Consolas" w:hAnsi="Consolas"/>
+          <w:b w:val="0"/>
+          <w:i w:val="0"/>
+          <w:sz w:val="20"/>
+        </w:rPr>
+        <w:t>CatalystEvent</w:t>
+      </w:r>
+      <w:r>
+        <w:rPr>
+          <w:rFonts w:ascii="Arial" w:hAnsi="Arial"/>
+          <w:b w:val="0"/>
+          <w:i w:val="0"/>
+          <w:sz w:val="21"/>
+        </w:rPr>
+        <w:t xml:space="preserve">, </w:t>
+      </w:r>
+      <w:r>
+        <w:rPr>
+          <w:rFonts w:ascii="Consolas" w:hAnsi="Consolas"/>
+          <w:b w:val="0"/>
+          <w:i w:val="0"/>
+          <w:sz w:val="20"/>
+        </w:rPr>
+        <w:t>TradingThesis</w:t>
+      </w:r>
+      <w:r>
+        <w:rPr>
+          <w:rFonts w:ascii="Arial" w:hAnsi="Arial"/>
+          <w:b w:val="0"/>
+          <w:i w:val="0"/>
+          <w:sz w:val="21"/>
+        </w:rPr>
+        <w:t>/</w:t>
+      </w:r>
+      <w:r>
+        <w:rPr>
+          <w:rFonts w:ascii="Consolas" w:hAnsi="Consolas"/>
+          <w:b w:val="0"/>
+          <w:i w:val="0"/>
+          <w:sz w:val="20"/>
+        </w:rPr>
+        <w:t>ThesisRevision</w:t>
+      </w:r>
+      <w:r>
+        <w:rPr>
+          <w:rFonts w:ascii="Arial" w:hAnsi="Arial"/>
+          <w:b w:val="0"/>
+          <w:i w:val="0"/>
+          <w:sz w:val="21"/>
+        </w:rPr>
+        <w:t xml:space="preserve">, </w:t>
+      </w:r>
+      <w:r>
+        <w:rPr>
+          <w:rFonts w:ascii="Consolas" w:hAnsi="Consolas"/>
+          <w:b w:val="0"/>
+          <w:i w:val="0"/>
+          <w:sz w:val="20"/>
+        </w:rPr>
+        <w:t>JournalEntry</w:t>
+      </w:r>
+      <w:r>
+        <w:rPr>
+          <w:rFonts w:ascii="Arial" w:hAnsi="Arial"/>
+          <w:b w:val="0"/>
+          <w:i w:val="0"/>
+          <w:sz w:val="21"/>
+        </w:rPr>
+        <w:t xml:space="preserve">, and </w:t>
+      </w:r>
+      <w:r>
+        <w:rPr>
+          <w:rFonts w:ascii="Consolas" w:hAnsi="Consolas"/>
+          <w:b w:val="0"/>
+          <w:i w:val="0"/>
+          <w:sz w:val="20"/>
+        </w:rPr>
+        <w:t>DailyReview</w:t>
+      </w:r>
+      <w:r>
+        <w:rPr>
+          <w:rFonts w:ascii="Arial" w:hAnsi="Arial"/>
+          <w:b w:val="0"/>
+          <w:i w:val="0"/>
+          <w:sz w:val="21"/>
+        </w:rPr>
+        <w:t>/</w:t>
+      </w:r>
+      <w:r>
+        <w:rPr>
+          <w:rFonts w:ascii="Consolas" w:hAnsi="Consolas"/>
+          <w:b w:val="0"/>
+          <w:i w:val="0"/>
+          <w:sz w:val="20"/>
+        </w:rPr>
+        <w:t>WeeklyReview</w:t>
+      </w:r>
+      <w:r>
+        <w:rPr>
+          <w:rFonts w:ascii="Arial" w:hAnsi="Arial"/>
+          <w:b w:val="0"/>
+          <w:i w:val="0"/>
+          <w:sz w:val="21"/>
+        </w:rPr>
+        <w:t xml:space="preserve"> were named only in prose (§20) with no individually specified entity — this section gives each a full entity specification matching every other entity in this document.</w:t>
+      </w:r>
+    </w:p>
+    <w:p>
+      <w:pPr>
+        <w:pStyle w:val="Heading2"/>
+        <w:spacing w:before="360" w:after="160"/>
+        <w:pBdr>
+          <w:bottom w:val="single" w:sz="8" w:space="4" w:color="C8A45D"/>
+        </w:pBdr>
+      </w:pPr>
+      <w:r>
+        <w:rPr>
+          <w:rFonts w:ascii="Arial" w:hAnsi="Arial"/>
+          <w:b w:val="0"/>
+          <w:i w:val="0"/>
+          <w:color w:val="17181C"/>
+          <w:sz w:val="34"/>
+        </w:rPr>
+        <w:t>DS-DB-028 — TradeIntelligencePackage</w:t>
+      </w:r>
+    </w:p>
+    <w:p>
+      <w:pPr>
+        <w:spacing w:after="120" w:line="288" w:lineRule="auto"/>
+      </w:pPr>
+      <w:r>
+        <w:rPr>
+          <w:rFonts w:ascii="Arial" w:hAnsi="Arial"/>
+          <w:b/>
+          <w:i w:val="0"/>
+          <w:sz w:val="21"/>
+        </w:rPr>
+        <w:t>Release Classification:</w:t>
+      </w:r>
+      <w:r>
+        <w:rPr>
+          <w:rFonts w:ascii="Arial" w:hAnsi="Arial"/>
+          <w:b w:val="0"/>
+          <w:i w:val="0"/>
+          <w:sz w:val="21"/>
+        </w:rPr>
+        <w:t xml:space="preserve"> Planned | </w:t>
+      </w:r>
+      <w:r>
+        <w:rPr>
+          <w:rFonts w:ascii="Arial" w:hAnsi="Arial"/>
+          <w:b/>
+          <w:i w:val="0"/>
+          <w:sz w:val="21"/>
+        </w:rPr>
+        <w:t>Governing Source:</w:t>
+      </w:r>
+      <w:r>
+        <w:rPr>
+          <w:rFonts w:ascii="Arial" w:hAnsi="Arial"/>
+          <w:b w:val="0"/>
+          <w:i w:val="0"/>
+          <w:sz w:val="21"/>
+        </w:rPr>
+        <w:t xml:space="preserve"> DS-SIG-005 (DS-002, Planned); DS-ARC-028 (DS-004, Planned)</w:t>
+      </w:r>
+    </w:p>
+    <w:p>
+      <w:pPr>
+        <w:spacing w:after="120" w:line="288" w:lineRule="auto"/>
+      </w:pPr>
+      <w:r>
+        <w:rPr>
+          <w:rFonts w:ascii="Arial" w:hAnsi="Arial"/>
+          <w:b/>
+          <w:i w:val="0"/>
+          <w:sz w:val="21"/>
+        </w:rPr>
+        <w:t>Purpose:</w:t>
+      </w:r>
+      <w:r>
+        <w:rPr>
+          <w:rFonts w:ascii="Arial" w:hAnsi="Arial"/>
+          <w:b w:val="0"/>
+          <w:i w:val="0"/>
+          <w:sz w:val="21"/>
+        </w:rPr>
+        <w:t xml:space="preserve"> Store the canonical Trade Intelligence Package DS-SIG-005 defines, as a single versioned object referenced identically by Sage, charts, journal, validation, execution, alerts, and audit.</w:t>
+      </w:r>
+    </w:p>
+    <w:p>
+      <w:pPr>
+        <w:spacing w:after="120" w:line="288" w:lineRule="auto"/>
+      </w:pPr>
+      <w:r>
+        <w:rPr>
+          <w:rFonts w:ascii="Arial" w:hAnsi="Arial"/>
+          <w:b/>
+          <w:i w:val="0"/>
+          <w:sz w:val="21"/>
+        </w:rPr>
+        <w:t>Key Fields:</w:t>
+      </w:r>
+      <w:r>
+        <w:rPr>
+          <w:rFonts w:ascii="Arial" w:hAnsi="Arial"/>
+          <w:b w:val="0"/>
+          <w:i w:val="0"/>
+          <w:sz w:val="21"/>
+        </w:rPr>
+        <w:t xml:space="preserve"> package_id (primary identifier), version, signal_id (FK → Signal, DS-DB-004), symbol_id (FK), direction, strategy_id (FK, nullable), entry_zone (JSON: low/high or single value), stop, targets (JSON list), position_size, capital_at_risk, risk_reward, confidence, quality_rating, expected_holding_period, catalyst_ids (JSON list, FK → CatalystEvent, DS-DB-030), expires_at (nullable), evidence_ids (JSON list, FK → ResearchEvidence, DS-DB-029), contradictions (JSON), assumptions (JSON), invalidation_conditions (JSON), regime_id (FK → MarketRegime, DS-DB-003, nullable), data_freshness_state (enum, per DS-PRD-008), account_context (FK → Portfolio, DS-DB-008, nullable), approval_state, automation_mode (enum, per DS-EXE-008), generated_at.</w:t>
+      </w:r>
+    </w:p>
+    <w:p>
+      <w:pPr>
+        <w:spacing w:after="120" w:line="288" w:lineRule="auto"/>
+      </w:pPr>
+      <w:r>
+        <w:rPr>
+          <w:rFonts w:ascii="Arial" w:hAnsi="Arial"/>
+          <w:b/>
+          <w:i w:val="0"/>
+          <w:sz w:val="21"/>
+        </w:rPr>
+        <w:t>Key Relationships:</w:t>
+      </w:r>
+      <w:r>
+        <w:rPr>
+          <w:rFonts w:ascii="Arial" w:hAnsi="Arial"/>
+          <w:b w:val="0"/>
+          <w:i w:val="0"/>
+          <w:sz w:val="21"/>
+        </w:rPr>
+        <w:t xml:space="preserve"> One-to-one with the originating Signal; many-to-one with StrategyProfile; referenced by JournalEntry (DS-DB-032), ChartAnnotation overlays (DS-DB-013), Alert/Notification (DS-DB-026/027), and TradeDecision (DS-DB-007) where a package proceeds to a proposal.</w:t>
+      </w:r>
+    </w:p>
+    <w:p>
+      <w:pPr>
+        <w:spacing w:after="120" w:line="288" w:lineRule="auto"/>
+      </w:pPr>
+      <w:r>
+        <w:rPr>
+          <w:rFonts w:ascii="Arial" w:hAnsi="Arial"/>
+          <w:b/>
+          <w:i w:val="0"/>
+          <w:sz w:val="21"/>
+        </w:rPr>
+        <w:t>Constraints/Invariants:</w:t>
+      </w:r>
+      <w:r>
+        <w:rPr>
+          <w:rFonts w:ascii="Arial" w:hAnsi="Arial"/>
+          <w:b w:val="0"/>
+          <w:i w:val="0"/>
+          <w:sz w:val="21"/>
+        </w:rPr>
+        <w:t xml:space="preserve"> A field with no current value is explicitly null, never fabricated (DS-SIG-005); deterministic fields (capital_at_risk, risk_reward, position_size) are written only by the owning engine (Risk Engine, Portfolio) per DS-ARC-028, never by a generative process; package_id/version together are immutable once referenced by a downstream consumer — a material change creates a new version, not an in-place edit. </w:t>
+      </w:r>
+      <w:r>
+        <w:rPr>
+          <w:rFonts w:ascii="Arial" w:hAnsi="Arial"/>
+          <w:b/>
+          <w:i w:val="0"/>
+          <w:sz w:val="21"/>
+        </w:rPr>
+        <w:t>Security (DS-SCA-029, added for independent-audit Blocker 2):</w:t>
+      </w:r>
+      <w:r>
+        <w:rPr>
+          <w:rFonts w:ascii="Arial" w:hAnsi="Arial"/>
+          <w:b w:val="0"/>
+          <w:i w:val="0"/>
+          <w:sz w:val="21"/>
+        </w:rPr>
+        <w:t xml:space="preserve"> each field additionally records its provenance (which service wrote it); the record is subject to the same tamper-detection discipline DS-SCA-027 applies to AuditLogEntry, extended to TradeIntelligencePackage versions; a package whose </w:t>
+      </w:r>
+      <w:r>
+        <w:rPr>
+          <w:rFonts w:ascii="Consolas" w:hAnsi="Consolas"/>
+          <w:b w:val="0"/>
+          <w:i w:val="0"/>
+          <w:sz w:val="20"/>
+        </w:rPr>
+        <w:t>data_freshness_state</w:t>
+      </w:r>
+      <w:r>
+        <w:rPr>
+          <w:rFonts w:ascii="Arial" w:hAnsi="Arial"/>
+          <w:b w:val="0"/>
+          <w:i w:val="0"/>
+          <w:sz w:val="21"/>
+        </w:rPr>
+        <w:t xml:space="preserve"> has expired or whose assembly was partial is never treated as complete/current by a consuming query.</w:t>
+      </w:r>
+    </w:p>
+    <w:p>
+      <w:pPr>
+        <w:spacing w:after="120" w:line="288" w:lineRule="auto"/>
+      </w:pPr>
+      <w:r>
+        <w:rPr>
+          <w:rFonts w:ascii="Arial" w:hAnsi="Arial"/>
+          <w:b/>
+          <w:i w:val="0"/>
+          <w:sz w:val="21"/>
+        </w:rPr>
+        <w:t>Testing:</w:t>
+      </w:r>
+      <w:r>
+        <w:rPr>
+          <w:rFonts w:ascii="Arial" w:hAnsi="Arial"/>
+          <w:b w:val="0"/>
+          <w:i w:val="0"/>
+          <w:sz w:val="21"/>
+        </w:rPr>
+        <w:t xml:space="preserve"> Cross-surface consistency test (shared with DS-ARC-028's own test); field-provenance audit; null-vs-fabricated-field regression test; tamper-detection test (shared with DS-SCA-029's own test).</w:t>
+      </w:r>
+    </w:p>
+    <w:p>
+      <w:pPr>
+        <w:pStyle w:val="Heading2"/>
+        <w:spacing w:before="360" w:after="160"/>
+        <w:pBdr>
+          <w:bottom w:val="single" w:sz="8" w:space="4" w:color="C8A45D"/>
+        </w:pBdr>
+      </w:pPr>
+      <w:r>
+        <w:rPr>
+          <w:rFonts w:ascii="Arial" w:hAnsi="Arial"/>
+          <w:b w:val="0"/>
+          <w:i w:val="0"/>
+          <w:color w:val="17181C"/>
+          <w:sz w:val="34"/>
+        </w:rPr>
+        <w:t>DS-DB-029 — ResearchSource / ResearchEvidence</w:t>
+      </w:r>
+    </w:p>
+    <w:p>
+      <w:pPr>
+        <w:spacing w:after="120" w:line="288" w:lineRule="auto"/>
+      </w:pPr>
+      <w:r>
+        <w:rPr>
+          <w:rFonts w:ascii="Arial" w:hAnsi="Arial"/>
+          <w:b/>
+          <w:i w:val="0"/>
+          <w:sz w:val="21"/>
+        </w:rPr>
+        <w:t>Release Classification:</w:t>
+      </w:r>
+      <w:r>
+        <w:rPr>
+          <w:rFonts w:ascii="Arial" w:hAnsi="Arial"/>
+          <w:b w:val="0"/>
+          <w:i w:val="0"/>
+          <w:sz w:val="21"/>
+        </w:rPr>
+        <w:t xml:space="preserve"> Planned | </w:t>
+      </w:r>
+      <w:r>
+        <w:rPr>
+          <w:rFonts w:ascii="Arial" w:hAnsi="Arial"/>
+          <w:b/>
+          <w:i w:val="0"/>
+          <w:sz w:val="21"/>
+        </w:rPr>
+        <w:t>Governing Source:</w:t>
+      </w:r>
+      <w:r>
+        <w:rPr>
+          <w:rFonts w:ascii="Arial" w:hAnsi="Arial"/>
+          <w:b w:val="0"/>
+          <w:i w:val="0"/>
+          <w:sz w:val="21"/>
+        </w:rPr>
+        <w:t xml:space="preserve"> DS-RSH-001, DS-RSH-002 (DS-002, Planned); DS-ARC-026 (DS-004, Planned)</w:t>
+      </w:r>
+    </w:p>
+    <w:p>
+      <w:pPr>
+        <w:spacing w:after="120" w:line="288" w:lineRule="auto"/>
+      </w:pPr>
+      <w:r>
+        <w:rPr>
+          <w:rFonts w:ascii="Arial" w:hAnsi="Arial"/>
+          <w:b/>
+          <w:i w:val="0"/>
+          <w:sz w:val="21"/>
+        </w:rPr>
+        <w:t>Purpose:</w:t>
+      </w:r>
+      <w:r>
+        <w:rPr>
+          <w:rFonts w:ascii="Arial" w:hAnsi="Arial"/>
+          <w:b w:val="0"/>
+          <w:i w:val="0"/>
+          <w:sz w:val="21"/>
+        </w:rPr>
+        <w:t xml:space="preserve"> Store ingested research items with full source/provenance/freshness metadata, per DS-RSH-001.</w:t>
+      </w:r>
+    </w:p>
+    <w:p>
+      <w:pPr>
+        <w:spacing w:after="120" w:line="288" w:lineRule="auto"/>
+      </w:pPr>
+      <w:r>
+        <w:rPr>
+          <w:rFonts w:ascii="Arial" w:hAnsi="Arial"/>
+          <w:b/>
+          <w:i w:val="0"/>
+          <w:sz w:val="21"/>
+        </w:rPr>
+        <w:t>Key Fields:</w:t>
+      </w:r>
+      <w:r>
+        <w:rPr>
+          <w:rFonts w:ascii="Arial" w:hAnsi="Arial"/>
+          <w:b w:val="0"/>
+          <w:i w:val="0"/>
+          <w:sz w:val="21"/>
+        </w:rPr>
+        <w:t xml:space="preserve"> ResearchSource: source_id (primary identifier), provider_name, domain (enum: news/filing/earnings/macro/insider/political/analyst — DS-RSH-002), licensing_reference. ResearchEvidence: evidence_id (primary identifier), source_id (FK), affected_symbol_ids (JSON list, FK → SecurityIdentity), evidence_type, publication_time, event_time (nullable), retrieval_time, confidence, content_summary, raw_reference (opaque pointer to stored original), superseded_by (nullable, self-referential FK, for corrections).</w:t>
+      </w:r>
+    </w:p>
+    <w:p>
+      <w:pPr>
+        <w:spacing w:after="120" w:line="288" w:lineRule="auto"/>
+      </w:pPr>
+      <w:r>
+        <w:rPr>
+          <w:rFonts w:ascii="Arial" w:hAnsi="Arial"/>
+          <w:b/>
+          <w:i w:val="0"/>
+          <w:sz w:val="21"/>
+        </w:rPr>
+        <w:t>Key Relationships:</w:t>
+      </w:r>
+      <w:r>
+        <w:rPr>
+          <w:rFonts w:ascii="Arial" w:hAnsi="Arial"/>
+          <w:b w:val="0"/>
+          <w:i w:val="0"/>
+          <w:sz w:val="21"/>
+        </w:rPr>
+        <w:t xml:space="preserve"> Many ResearchEvidence per ResearchSource; referenced by TradeIntelligencePackage (DS-DB-028), TradingThesis (DS-DB-031), and CatalystEvent (DS-DB-030).</w:t>
+      </w:r>
+    </w:p>
+    <w:p>
+      <w:pPr>
+        <w:spacing w:after="120" w:line="288" w:lineRule="auto"/>
+      </w:pPr>
+      <w:r>
+        <w:rPr>
+          <w:rFonts w:ascii="Arial" w:hAnsi="Arial"/>
+          <w:b/>
+          <w:i w:val="0"/>
+          <w:sz w:val="21"/>
+        </w:rPr>
+        <w:t>Constraints/Invariants:</w:t>
+      </w:r>
+      <w:r>
+        <w:rPr>
+          <w:rFonts w:ascii="Arial" w:hAnsi="Arial"/>
+          <w:b w:val="0"/>
+          <w:i w:val="0"/>
+          <w:sz w:val="21"/>
+        </w:rPr>
+        <w:t xml:space="preserve"> Immutable once stored except through an explicit, logged correction (</w:t>
+      </w:r>
+      <w:r>
+        <w:rPr>
+          <w:rFonts w:ascii="Consolas" w:hAnsi="Consolas"/>
+          <w:b w:val="0"/>
+          <w:i w:val="0"/>
+          <w:sz w:val="20"/>
+        </w:rPr>
+        <w:t>superseded_by</w:t>
+      </w:r>
+      <w:r>
+        <w:rPr>
+          <w:rFonts w:ascii="Arial" w:hAnsi="Arial"/>
+          <w:b w:val="0"/>
+          <w:i w:val="0"/>
+          <w:sz w:val="21"/>
+        </w:rPr>
+        <w:t>), per DS-ARC-026; conflicting evidence for the same claim is stored as separate records, never collapsed into one (DS-RSH-005); a domain that is disabled excludes its ResearchSource records from active queries without deleting historical ResearchEvidence.</w:t>
+      </w:r>
+    </w:p>
+    <w:p>
+      <w:pPr>
+        <w:spacing w:after="120" w:line="288" w:lineRule="auto"/>
+      </w:pPr>
+      <w:r>
+        <w:rPr>
+          <w:rFonts w:ascii="Arial" w:hAnsi="Arial"/>
+          <w:b/>
+          <w:i w:val="0"/>
+          <w:sz w:val="21"/>
+        </w:rPr>
+        <w:t>Testing:</w:t>
+      </w:r>
+      <w:r>
+        <w:rPr>
+          <w:rFonts w:ascii="Arial" w:hAnsi="Arial"/>
+          <w:b w:val="0"/>
+          <w:i w:val="0"/>
+          <w:sz w:val="21"/>
+        </w:rPr>
+        <w:t xml:space="preserve"> Evidence-immutability audit (shared with DS-ARC-026's own test); conflicting-evidence disclosure test.</w:t>
+      </w:r>
+    </w:p>
+    <w:p>
+      <w:pPr>
+        <w:pStyle w:val="Heading2"/>
+        <w:spacing w:before="360" w:after="160"/>
+        <w:pBdr>
+          <w:bottom w:val="single" w:sz="8" w:space="4" w:color="C8A45D"/>
+        </w:pBdr>
+      </w:pPr>
+      <w:r>
+        <w:rPr>
+          <w:rFonts w:ascii="Arial" w:hAnsi="Arial"/>
+          <w:b w:val="0"/>
+          <w:i w:val="0"/>
+          <w:color w:val="17181C"/>
+          <w:sz w:val="34"/>
+        </w:rPr>
+        <w:t>DS-DB-030 — CatalystEvent</w:t>
+      </w:r>
+    </w:p>
+    <w:p>
+      <w:pPr>
+        <w:spacing w:after="120" w:line="288" w:lineRule="auto"/>
+      </w:pPr>
+      <w:r>
+        <w:rPr>
+          <w:rFonts w:ascii="Arial" w:hAnsi="Arial"/>
+          <w:b/>
+          <w:i w:val="0"/>
+          <w:sz w:val="21"/>
+        </w:rPr>
+        <w:t>Release Classification:</w:t>
+      </w:r>
+      <w:r>
+        <w:rPr>
+          <w:rFonts w:ascii="Arial" w:hAnsi="Arial"/>
+          <w:b w:val="0"/>
+          <w:i w:val="0"/>
+          <w:sz w:val="21"/>
+        </w:rPr>
+        <w:t xml:space="preserve"> Planned | </w:t>
+      </w:r>
+      <w:r>
+        <w:rPr>
+          <w:rFonts w:ascii="Arial" w:hAnsi="Arial"/>
+          <w:b/>
+          <w:i w:val="0"/>
+          <w:sz w:val="21"/>
+        </w:rPr>
+        <w:t>Governing Source:</w:t>
+      </w:r>
+      <w:r>
+        <w:rPr>
+          <w:rFonts w:ascii="Arial" w:hAnsi="Arial"/>
+          <w:b w:val="0"/>
+          <w:i w:val="0"/>
+          <w:sz w:val="21"/>
+        </w:rPr>
+        <w:t xml:space="preserve"> DS-RSH-003 (DS-002, Planned)</w:t>
+      </w:r>
+    </w:p>
+    <w:p>
+      <w:pPr>
+        <w:spacing w:after="120" w:line="288" w:lineRule="auto"/>
+      </w:pPr>
+      <w:r>
+        <w:rPr>
+          <w:rFonts w:ascii="Arial" w:hAnsi="Arial"/>
+          <w:b/>
+          <w:i w:val="0"/>
+          <w:sz w:val="21"/>
+        </w:rPr>
+        <w:t>Purpose:</w:t>
+      </w:r>
+      <w:r>
+        <w:rPr>
+          <w:rFonts w:ascii="Arial" w:hAnsi="Arial"/>
+          <w:b w:val="0"/>
+          <w:i w:val="0"/>
+          <w:sz w:val="21"/>
+        </w:rPr>
+        <w:t xml:space="preserve"> Represent a time-ordered, expected-or-realized market/company event exposed by the Catalyst and Event Timeline requirement (DS-RSH-003).</w:t>
+      </w:r>
+    </w:p>
+    <w:p>
+      <w:pPr>
+        <w:spacing w:after="120" w:line="288" w:lineRule="auto"/>
+      </w:pPr>
+      <w:r>
+        <w:rPr>
+          <w:rFonts w:ascii="Arial" w:hAnsi="Arial"/>
+          <w:b/>
+          <w:i w:val="0"/>
+          <w:sz w:val="21"/>
+        </w:rPr>
+        <w:t>Key Fields:</w:t>
+      </w:r>
+      <w:r>
+        <w:rPr>
+          <w:rFonts w:ascii="Arial" w:hAnsi="Arial"/>
+          <w:b w:val="0"/>
+          <w:i w:val="0"/>
+          <w:sz w:val="21"/>
+        </w:rPr>
+        <w:t xml:space="preserve"> catalyst_id (primary identifier), affected_symbol_ids (JSON list), event_type, expected_date (nullable), realized_date (nullable), date_uncertainty (enum), source_evidence_ids (JSON list, FK → ResearchEvidence), post_event_update_ids (JSON list, self-referential).</w:t>
+      </w:r>
+    </w:p>
+    <w:p>
+      <w:pPr>
+        <w:spacing w:after="120" w:line="288" w:lineRule="auto"/>
+      </w:pPr>
+      <w:r>
+        <w:rPr>
+          <w:rFonts w:ascii="Arial" w:hAnsi="Arial"/>
+          <w:b/>
+          <w:i w:val="0"/>
+          <w:sz w:val="21"/>
+        </w:rPr>
+        <w:t>Key Relationships:</w:t>
+      </w:r>
+      <w:r>
+        <w:rPr>
+          <w:rFonts w:ascii="Arial" w:hAnsi="Arial"/>
+          <w:b w:val="0"/>
+          <w:i w:val="0"/>
+          <w:sz w:val="21"/>
+        </w:rPr>
+        <w:t xml:space="preserve"> Referenced by TradeIntelligencePackage's </w:t>
+      </w:r>
+      <w:r>
+        <w:rPr>
+          <w:rFonts w:ascii="Consolas" w:hAnsi="Consolas"/>
+          <w:b w:val="0"/>
+          <w:i w:val="0"/>
+          <w:sz w:val="20"/>
+        </w:rPr>
+        <w:t>catalyst_ids</w:t>
+      </w:r>
+      <w:r>
+        <w:rPr>
+          <w:rFonts w:ascii="Arial" w:hAnsi="Arial"/>
+          <w:b w:val="0"/>
+          <w:i w:val="0"/>
+          <w:sz w:val="21"/>
+        </w:rPr>
+        <w:t xml:space="preserve"> and by TradingThesis (DS-DB-031) as thesis-supporting evidence.</w:t>
+      </w:r>
+    </w:p>
+    <w:p>
+      <w:pPr>
+        <w:spacing w:after="120" w:line="288" w:lineRule="auto"/>
+      </w:pPr>
+      <w:r>
+        <w:rPr>
+          <w:rFonts w:ascii="Arial" w:hAnsi="Arial"/>
+          <w:b/>
+          <w:i w:val="0"/>
+          <w:sz w:val="21"/>
+        </w:rPr>
+        <w:t>Constraints/Invariants:</w:t>
+      </w:r>
+      <w:r>
+        <w:rPr>
+          <w:rFonts w:ascii="Arial" w:hAnsi="Arial"/>
+          <w:b w:val="0"/>
+          <w:i w:val="0"/>
+          <w:sz w:val="21"/>
+        </w:rPr>
+        <w:t xml:space="preserve"> An event with an unresolved date discloses its uncertainty explicitly rather than presenting a guessed date as confirmed (DS-RSH-003).</w:t>
+      </w:r>
+    </w:p>
+    <w:p>
+      <w:pPr>
+        <w:spacing w:after="120" w:line="288" w:lineRule="auto"/>
+      </w:pPr>
+      <w:r>
+        <w:rPr>
+          <w:rFonts w:ascii="Arial" w:hAnsi="Arial"/>
+          <w:b/>
+          <w:i w:val="0"/>
+          <w:sz w:val="21"/>
+        </w:rPr>
+        <w:t>Testing:</w:t>
+      </w:r>
+      <w:r>
+        <w:rPr>
+          <w:rFonts w:ascii="Arial" w:hAnsi="Arial"/>
+          <w:b w:val="0"/>
+          <w:i w:val="0"/>
+          <w:sz w:val="21"/>
+        </w:rPr>
+        <w:t xml:space="preserve"> Catalyst-timeline ordering and disclosure test.</w:t>
+      </w:r>
+    </w:p>
+    <w:p>
+      <w:pPr>
+        <w:pStyle w:val="Heading2"/>
+        <w:spacing w:before="360" w:after="160"/>
+        <w:pBdr>
+          <w:bottom w:val="single" w:sz="8" w:space="4" w:color="C8A45D"/>
+        </w:pBdr>
+      </w:pPr>
+      <w:r>
+        <w:rPr>
+          <w:rFonts w:ascii="Arial" w:hAnsi="Arial"/>
+          <w:b w:val="0"/>
+          <w:i w:val="0"/>
+          <w:color w:val="17181C"/>
+          <w:sz w:val="34"/>
+        </w:rPr>
+        <w:t>DS-DB-031 — TradingThesis / ThesisRevision</w:t>
+      </w:r>
+    </w:p>
+    <w:p>
+      <w:pPr>
+        <w:spacing w:after="120" w:line="288" w:lineRule="auto"/>
+      </w:pPr>
+      <w:r>
+        <w:rPr>
+          <w:rFonts w:ascii="Arial" w:hAnsi="Arial"/>
+          <w:b/>
+          <w:i w:val="0"/>
+          <w:sz w:val="21"/>
+        </w:rPr>
+        <w:t>Release Classification:</w:t>
+      </w:r>
+      <w:r>
+        <w:rPr>
+          <w:rFonts w:ascii="Arial" w:hAnsi="Arial"/>
+          <w:b w:val="0"/>
+          <w:i w:val="0"/>
+          <w:sz w:val="21"/>
+        </w:rPr>
+        <w:t xml:space="preserve"> Planned | </w:t>
+      </w:r>
+      <w:r>
+        <w:rPr>
+          <w:rFonts w:ascii="Arial" w:hAnsi="Arial"/>
+          <w:b/>
+          <w:i w:val="0"/>
+          <w:sz w:val="21"/>
+        </w:rPr>
+        <w:t>Governing Source:</w:t>
+      </w:r>
+      <w:r>
+        <w:rPr>
+          <w:rFonts w:ascii="Arial" w:hAnsi="Arial"/>
+          <w:b w:val="0"/>
+          <w:i w:val="0"/>
+          <w:sz w:val="21"/>
+        </w:rPr>
+        <w:t xml:space="preserve"> DS-RSH-004 (DS-002, Planned); DS-ARC-026 (DS-004, Planned)</w:t>
+      </w:r>
+    </w:p>
+    <w:p>
+      <w:pPr>
+        <w:spacing w:after="120" w:line="288" w:lineRule="auto"/>
+      </w:pPr>
+      <w:r>
+        <w:rPr>
+          <w:rFonts w:ascii="Arial" w:hAnsi="Arial"/>
+          <w:b/>
+          <w:i w:val="0"/>
+          <w:sz w:val="21"/>
+        </w:rPr>
+        <w:t>Purpose:</w:t>
+      </w:r>
+      <w:r>
+        <w:rPr>
+          <w:rFonts w:ascii="Arial" w:hAnsi="Arial"/>
+          <w:b w:val="0"/>
+          <w:i w:val="0"/>
+          <w:sz w:val="21"/>
+        </w:rPr>
+        <w:t xml:space="preserve"> Store a user- or Sage-assisted thesis with its supporting evidence, contradictions, assumptions, and invalidation conditions, preserving the original text as material evidence changes (DS-RSH-004).</w:t>
+      </w:r>
+    </w:p>
+    <w:p>
+      <w:pPr>
+        <w:spacing w:after="120" w:line="288" w:lineRule="auto"/>
+      </w:pPr>
+      <w:r>
+        <w:rPr>
+          <w:rFonts w:ascii="Arial" w:hAnsi="Arial"/>
+          <w:b/>
+          <w:i w:val="0"/>
+          <w:sz w:val="21"/>
+        </w:rPr>
+        <w:t>Key Fields:</w:t>
+      </w:r>
+      <w:r>
+        <w:rPr>
+          <w:rFonts w:ascii="Arial" w:hAnsi="Arial"/>
+          <w:b w:val="0"/>
+          <w:i w:val="0"/>
+          <w:sz w:val="21"/>
+        </w:rPr>
+        <w:t xml:space="preserve"> TradingThesis: thesis_id (primary identifier), symbol_id (FK), original_text, assumptions (JSON), invalidation_conditions (JSON), evidence_ids (JSON list, FK → ResearchEvidence), created_at. ThesisRevision: revision_id (primary identifier), thesis_id (FK), revision_type (annotation/material-change-flag/status-update), content, triggering_evidence_id (nullable, FK → ResearchEvidence), created_at.</w:t>
+      </w:r>
+    </w:p>
+    <w:p>
+      <w:pPr>
+        <w:spacing w:after="120" w:line="288" w:lineRule="auto"/>
+      </w:pPr>
+      <w:r>
+        <w:rPr>
+          <w:rFonts w:ascii="Arial" w:hAnsi="Arial"/>
+          <w:b/>
+          <w:i w:val="0"/>
+          <w:sz w:val="21"/>
+        </w:rPr>
+        <w:t>Key Relationships:</w:t>
+      </w:r>
+      <w:r>
+        <w:rPr>
+          <w:rFonts w:ascii="Arial" w:hAnsi="Arial"/>
+          <w:b w:val="0"/>
+          <w:i w:val="0"/>
+          <w:sz w:val="21"/>
+        </w:rPr>
+        <w:t xml:space="preserve"> One-to-many with ThesisRevision; referenced by JournalEntry (DS-DB-032) as the original plan's thesis link.</w:t>
+      </w:r>
+    </w:p>
+    <w:p>
+      <w:pPr>
+        <w:spacing w:after="120" w:line="288" w:lineRule="auto"/>
+      </w:pPr>
+      <w:r>
+        <w:rPr>
+          <w:rFonts w:ascii="Arial" w:hAnsi="Arial"/>
+          <w:b/>
+          <w:i w:val="0"/>
+          <w:sz w:val="21"/>
+        </w:rPr>
+        <w:t>Constraints/Invariants:</w:t>
+      </w:r>
+      <w:r>
+        <w:rPr>
+          <w:rFonts w:ascii="Arial" w:hAnsi="Arial"/>
+          <w:b w:val="0"/>
+          <w:i w:val="0"/>
+          <w:sz w:val="21"/>
+        </w:rPr>
+        <w:t xml:space="preserve"> </w:t>
+      </w:r>
+      <w:r>
+        <w:rPr>
+          <w:rFonts w:ascii="Consolas" w:hAnsi="Consolas"/>
+          <w:b w:val="0"/>
+          <w:i w:val="0"/>
+          <w:sz w:val="20"/>
+        </w:rPr>
+        <w:t>original_text</w:t>
+      </w:r>
+      <w:r>
+        <w:rPr>
+          <w:rFonts w:ascii="Arial" w:hAnsi="Arial"/>
+          <w:b w:val="0"/>
+          <w:i w:val="0"/>
+          <w:sz w:val="21"/>
+        </w:rPr>
+        <w:t xml:space="preserve"> is never overwritten; a material evidence change produces a new ThesisRevision, never a silent rewrite of the thesis (DS-RSH-004's "surface material changes without silently rewriting the original thesis").</w:t>
+      </w:r>
+    </w:p>
+    <w:p>
+      <w:pPr>
+        <w:spacing w:after="120" w:line="288" w:lineRule="auto"/>
+      </w:pPr>
+      <w:r>
+        <w:rPr>
+          <w:rFonts w:ascii="Arial" w:hAnsi="Arial"/>
+          <w:b/>
+          <w:i w:val="0"/>
+          <w:sz w:val="21"/>
+        </w:rPr>
+        <w:t>Testing:</w:t>
+      </w:r>
+      <w:r>
+        <w:rPr>
+          <w:rFonts w:ascii="Arial" w:hAnsi="Arial"/>
+          <w:b w:val="0"/>
+          <w:i w:val="0"/>
+          <w:sz w:val="21"/>
+        </w:rPr>
+        <w:t xml:space="preserve"> Thesis-immutability and revision-chain integrity test (shared pattern with DS-DB-025's reversal-chain test).</w:t>
+      </w:r>
+    </w:p>
+    <w:p>
+      <w:pPr>
+        <w:pStyle w:val="Heading2"/>
+        <w:spacing w:before="360" w:after="160"/>
+        <w:pBdr>
+          <w:bottom w:val="single" w:sz="8" w:space="4" w:color="C8A45D"/>
+        </w:pBdr>
+      </w:pPr>
+      <w:r>
+        <w:rPr>
+          <w:rFonts w:ascii="Arial" w:hAnsi="Arial"/>
+          <w:b w:val="0"/>
+          <w:i w:val="0"/>
+          <w:color w:val="17181C"/>
+          <w:sz w:val="34"/>
+        </w:rPr>
+        <w:t>DS-DB-032 — JournalEntry</w:t>
+      </w:r>
+    </w:p>
+    <w:p>
+      <w:pPr>
+        <w:spacing w:after="120" w:line="288" w:lineRule="auto"/>
+      </w:pPr>
+      <w:r>
+        <w:rPr>
+          <w:rFonts w:ascii="Arial" w:hAnsi="Arial"/>
+          <w:b/>
+          <w:i w:val="0"/>
+          <w:sz w:val="21"/>
+        </w:rPr>
+        <w:t>Release Classification:</w:t>
+      </w:r>
+      <w:r>
+        <w:rPr>
+          <w:rFonts w:ascii="Arial" w:hAnsi="Arial"/>
+          <w:b w:val="0"/>
+          <w:i w:val="0"/>
+          <w:sz w:val="21"/>
+        </w:rPr>
+        <w:t xml:space="preserve"> Planned | </w:t>
+      </w:r>
+      <w:r>
+        <w:rPr>
+          <w:rFonts w:ascii="Arial" w:hAnsi="Arial"/>
+          <w:b/>
+          <w:i w:val="0"/>
+          <w:sz w:val="21"/>
+        </w:rPr>
+        <w:t>Governing Source:</w:t>
+      </w:r>
+      <w:r>
+        <w:rPr>
+          <w:rFonts w:ascii="Arial" w:hAnsi="Arial"/>
+          <w:b w:val="0"/>
+          <w:i w:val="0"/>
+          <w:sz w:val="21"/>
+        </w:rPr>
+        <w:t xml:space="preserve"> DS-JRN-001, DS-JRN-002 (DS-002, Planned); DS-ARC-027 (DS-004, Planned)</w:t>
+      </w:r>
+    </w:p>
+    <w:p>
+      <w:pPr>
+        <w:spacing w:after="120" w:line="288" w:lineRule="auto"/>
+      </w:pPr>
+      <w:r>
+        <w:rPr>
+          <w:rFonts w:ascii="Arial" w:hAnsi="Arial"/>
+          <w:b/>
+          <w:i w:val="0"/>
+          <w:sz w:val="21"/>
+        </w:rPr>
+        <w:t>Purpose:</w:t>
+      </w:r>
+      <w:r>
+        <w:rPr>
+          <w:rFonts w:ascii="Arial" w:hAnsi="Arial"/>
+          <w:b w:val="0"/>
+          <w:i w:val="0"/>
+          <w:sz w:val="21"/>
+        </w:rPr>
+        <w:t xml:space="preserve"> Store a structured trade journal entry — original plan, actual execution, outcome, and lessons — with the original-plan immutability DS-JRN-002 requires.</w:t>
+      </w:r>
+    </w:p>
+    <w:p>
+      <w:pPr>
+        <w:spacing w:after="120" w:line="288" w:lineRule="auto"/>
+      </w:pPr>
+      <w:r>
+        <w:rPr>
+          <w:rFonts w:ascii="Arial" w:hAnsi="Arial"/>
+          <w:b/>
+          <w:i w:val="0"/>
+          <w:sz w:val="21"/>
+        </w:rPr>
+        <w:t>Key Fields:</w:t>
+      </w:r>
+      <w:r>
+        <w:rPr>
+          <w:rFonts w:ascii="Arial" w:hAnsi="Arial"/>
+          <w:b w:val="0"/>
+          <w:i w:val="0"/>
+          <w:sz w:val="21"/>
+        </w:rPr>
+        <w:t xml:space="preserve"> entry_id (primary identifier), thesis_id (nullable, FK → TradingThesis), strategy_id (nullable, FK, version-pinned), original_plan (JSON: entry/stop/targets/size, written once), chart_state_reference (nullable), evidence_ids (JSON list), emotional_context (nullable, free text), actual_execution (JSON, populated after the fact), outcome (JSON, populated after close), rule_adherence (enum/JSON), mistake_classification (JSON list, from a defined vocabulary), lessons (text), created_at.</w:t>
+      </w:r>
+    </w:p>
+    <w:p>
+      <w:pPr>
+        <w:spacing w:after="120" w:line="288" w:lineRule="auto"/>
+      </w:pPr>
+      <w:r>
+        <w:rPr>
+          <w:rFonts w:ascii="Arial" w:hAnsi="Arial"/>
+          <w:b/>
+          <w:i w:val="0"/>
+          <w:sz w:val="21"/>
+        </w:rPr>
+        <w:t>Key Relationships:</w:t>
+      </w:r>
+      <w:r>
+        <w:rPr>
+          <w:rFonts w:ascii="Arial" w:hAnsi="Arial"/>
+          <w:b w:val="0"/>
+          <w:i w:val="0"/>
+          <w:sz w:val="21"/>
+        </w:rPr>
+        <w:t xml:space="preserve"> One-to-one (optional) with TradingThesis; referenced by DailyReview/WeeklyReview (DS-DB-033) aggregation.</w:t>
+      </w:r>
+    </w:p>
+    <w:p>
+      <w:pPr>
+        <w:spacing w:after="120" w:line="288" w:lineRule="auto"/>
+      </w:pPr>
+      <w:r>
+        <w:rPr>
+          <w:rFonts w:ascii="Arial" w:hAnsi="Arial"/>
+          <w:b/>
+          <w:i w:val="0"/>
+          <w:sz w:val="21"/>
+        </w:rPr>
+        <w:t>Constraints/Invariants:</w:t>
+      </w:r>
+      <w:r>
+        <w:rPr>
+          <w:rFonts w:ascii="Arial" w:hAnsi="Arial"/>
+          <w:b w:val="0"/>
+          <w:i w:val="0"/>
+          <w:sz w:val="21"/>
+        </w:rPr>
+        <w:t xml:space="preserve"> </w:t>
+      </w:r>
+      <w:r>
+        <w:rPr>
+          <w:rFonts w:ascii="Consolas" w:hAnsi="Consolas"/>
+          <w:b w:val="0"/>
+          <w:i w:val="0"/>
+          <w:sz w:val="20"/>
+        </w:rPr>
+        <w:t>original_plan</w:t>
+      </w:r>
+      <w:r>
+        <w:rPr>
+          <w:rFonts w:ascii="Arial" w:hAnsi="Arial"/>
+          <w:b w:val="0"/>
+          <w:i w:val="0"/>
+          <w:sz w:val="21"/>
+        </w:rPr>
+        <w:t xml:space="preserve"> is written once and never overwritten; later edits, annotations, and Sage observations are separate, timestamped, attributable amendment records referencing this entry (DS-JRN-002) — append-only, mirroring DS-DB-023's pattern; an entry may represent a decision </w:t>
+      </w:r>
+      <w:r>
+        <w:rPr>
+          <w:rFonts w:ascii="Arial" w:hAnsi="Arial"/>
+          <w:b w:val="0"/>
+          <w:i/>
+          <w:sz w:val="21"/>
+        </w:rPr>
+        <w:t>not</w:t>
+      </w:r>
+      <w:r>
+        <w:rPr>
+          <w:rFonts w:ascii="Arial" w:hAnsi="Arial"/>
+          <w:b w:val="0"/>
+          <w:i w:val="0"/>
+          <w:sz w:val="21"/>
+        </w:rPr>
+        <w:t xml:space="preserve"> to trade, under the same immutability discipline (DS-JRN-001). </w:t>
+      </w:r>
+      <w:r>
+        <w:rPr>
+          <w:rFonts w:ascii="Arial" w:hAnsi="Arial"/>
+          <w:b/>
+          <w:i w:val="0"/>
+          <w:sz w:val="21"/>
+        </w:rPr>
+        <w:t>Retention/deletion (DS-JRN-007, added for independent-audit Blocker 3):</w:t>
+      </w:r>
+      <w:r>
+        <w:rPr>
+          <w:rFonts w:ascii="Arial" w:hAnsi="Arial"/>
+          <w:b w:val="0"/>
+          <w:i w:val="0"/>
+          <w:sz w:val="21"/>
+        </w:rPr>
+        <w:t xml:space="preserve"> a user-initiated deletion removes this record's private/emotional-context fields and its attachment references; it never deletes a Transaction (DS-DB-025) or AuditLogEntry (DS-DB-020) this entry references — those remain governed by their own append-only constraints (DS-DB-023) independent of journal deletion. A deletion under a documented legal/audit exception retains only the referenced immutable record's factual fields, never the JournalEntry's private narrative fields.</w:t>
+      </w:r>
+    </w:p>
+    <w:p>
+      <w:pPr>
+        <w:spacing w:after="120" w:line="288" w:lineRule="auto"/>
+      </w:pPr>
+      <w:r>
+        <w:rPr>
+          <w:rFonts w:ascii="Arial" w:hAnsi="Arial"/>
+          <w:b/>
+          <w:i w:val="0"/>
+          <w:sz w:val="21"/>
+        </w:rPr>
+        <w:t>Testing:</w:t>
+      </w:r>
+      <w:r>
+        <w:rPr>
+          <w:rFonts w:ascii="Arial" w:hAnsi="Arial"/>
+          <w:b w:val="0"/>
+          <w:i w:val="0"/>
+          <w:sz w:val="21"/>
+        </w:rPr>
+        <w:t xml:space="preserve"> Original-plan immutability and amendment-attribution test (shared with DS-ARC-027's own test); deletion-propagation and immutable-record-preservation test (DS-JRN-007).</w:t>
+      </w:r>
+    </w:p>
+    <w:p>
+      <w:pPr>
+        <w:pStyle w:val="Heading2"/>
+        <w:spacing w:before="360" w:after="160"/>
+        <w:pBdr>
+          <w:bottom w:val="single" w:sz="8" w:space="4" w:color="C8A45D"/>
+        </w:pBdr>
+      </w:pPr>
+      <w:r>
+        <w:rPr>
+          <w:rFonts w:ascii="Arial" w:hAnsi="Arial"/>
+          <w:b w:val="0"/>
+          <w:i w:val="0"/>
+          <w:color w:val="17181C"/>
+          <w:sz w:val="34"/>
+        </w:rPr>
+        <w:t>DS-DB-033 — DailyReview / WeeklyReview</w:t>
+      </w:r>
+    </w:p>
+    <w:p>
+      <w:pPr>
+        <w:spacing w:after="120" w:line="288" w:lineRule="auto"/>
+      </w:pPr>
+      <w:r>
+        <w:rPr>
+          <w:rFonts w:ascii="Arial" w:hAnsi="Arial"/>
+          <w:b/>
+          <w:i w:val="0"/>
+          <w:sz w:val="21"/>
+        </w:rPr>
+        <w:t>Release Classification:</w:t>
+      </w:r>
+      <w:r>
+        <w:rPr>
+          <w:rFonts w:ascii="Arial" w:hAnsi="Arial"/>
+          <w:b w:val="0"/>
+          <w:i w:val="0"/>
+          <w:sz w:val="21"/>
+        </w:rPr>
+        <w:t xml:space="preserve"> Planned | </w:t>
+      </w:r>
+      <w:r>
+        <w:rPr>
+          <w:rFonts w:ascii="Arial" w:hAnsi="Arial"/>
+          <w:b/>
+          <w:i w:val="0"/>
+          <w:sz w:val="21"/>
+        </w:rPr>
+        <w:t>Governing Source:</w:t>
+      </w:r>
+      <w:r>
+        <w:rPr>
+          <w:rFonts w:ascii="Arial" w:hAnsi="Arial"/>
+          <w:b w:val="0"/>
+          <w:i w:val="0"/>
+          <w:sz w:val="21"/>
+        </w:rPr>
+        <w:t xml:space="preserve"> DS-JRN-003, DS-JRN-004 (DS-002, Planned); DS-ARC-027 (DS-004, Planned)</w:t>
+      </w:r>
+    </w:p>
+    <w:p>
+      <w:pPr>
+        <w:spacing w:after="120" w:line="288" w:lineRule="auto"/>
+      </w:pPr>
+      <w:r>
+        <w:rPr>
+          <w:rFonts w:ascii="Arial" w:hAnsi="Arial"/>
+          <w:b/>
+          <w:i w:val="0"/>
+          <w:sz w:val="21"/>
+        </w:rPr>
+        <w:t>Purpose:</w:t>
+      </w:r>
+      <w:r>
+        <w:rPr>
+          <w:rFonts w:ascii="Arial" w:hAnsi="Arial"/>
+          <w:b w:val="0"/>
+          <w:i w:val="0"/>
+          <w:sz w:val="21"/>
+        </w:rPr>
+        <w:t xml:space="preserve"> Store generated daily/weekly review aggregates over JournalEntry and deterministic performance data (DS-PERF), distinguishing deterministic figures from Sage's advisory commentary.</w:t>
+      </w:r>
+    </w:p>
+    <w:p>
+      <w:pPr>
+        <w:spacing w:after="120" w:line="288" w:lineRule="auto"/>
+      </w:pPr>
+      <w:r>
+        <w:rPr>
+          <w:rFonts w:ascii="Arial" w:hAnsi="Arial"/>
+          <w:b/>
+          <w:i w:val="0"/>
+          <w:sz w:val="21"/>
+        </w:rPr>
+        <w:t>Key Fields:</w:t>
+      </w:r>
+      <w:r>
+        <w:rPr>
+          <w:rFonts w:ascii="Arial" w:hAnsi="Arial"/>
+          <w:b w:val="0"/>
+          <w:i w:val="0"/>
+          <w:sz w:val="21"/>
+        </w:rPr>
+        <w:t xml:space="preserve"> DailyReview: review_id (primary identifier), review_date, performance_metric_refs (JSON, FK references into DS-PERF's own metrics — never independently computed here), plan_adherence_summary (JSON), recurring_mistake_refs (JSON list), next_session_watchlist (JSON list, FK → SecurityIdentity), sage_commentary (nullable text, clearly separated from performance_metric_refs), generated_at. WeeklyReview: analogous fields aggregated over a week, plus </w:t>
+      </w:r>
+      <w:r>
+        <w:rPr>
+          <w:rFonts w:ascii="Consolas" w:hAnsi="Consolas"/>
+          <w:b w:val="0"/>
+          <w:i w:val="0"/>
+          <w:sz w:val="20"/>
+        </w:rPr>
+        <w:t>pattern_discovery_notes</w:t>
+      </w:r>
+      <w:r>
+        <w:rPr>
+          <w:rFonts w:ascii="Arial" w:hAnsi="Arial"/>
+          <w:b w:val="0"/>
+          <w:i w:val="0"/>
+          <w:sz w:val="21"/>
+        </w:rPr>
+        <w:t xml:space="preserve"> (text, explicitly non-causal per DS-JRN-004).</w:t>
+      </w:r>
+    </w:p>
+    <w:p>
+      <w:pPr>
+        <w:spacing w:after="120" w:line="288" w:lineRule="auto"/>
+      </w:pPr>
+      <w:r>
+        <w:rPr>
+          <w:rFonts w:ascii="Arial" w:hAnsi="Arial"/>
+          <w:b/>
+          <w:i w:val="0"/>
+          <w:sz w:val="21"/>
+        </w:rPr>
+        <w:t>Key Relationships:</w:t>
+      </w:r>
+      <w:r>
+        <w:rPr>
+          <w:rFonts w:ascii="Arial" w:hAnsi="Arial"/>
+          <w:b w:val="0"/>
+          <w:i w:val="0"/>
+          <w:sz w:val="21"/>
+        </w:rPr>
+        <w:t xml:space="preserve"> Many-to-one aggregation over JournalEntry (DS-DB-032) and DS-PERF's performance metrics for the same date range.</w:t>
+      </w:r>
+    </w:p>
+    <w:p>
+      <w:pPr>
+        <w:spacing w:after="120" w:line="288" w:lineRule="auto"/>
+      </w:pPr>
+      <w:r>
+        <w:rPr>
+          <w:rFonts w:ascii="Arial" w:hAnsi="Arial"/>
+          <w:b/>
+          <w:i w:val="0"/>
+          <w:sz w:val="21"/>
+        </w:rPr>
+        <w:t>Constraints/Invariants:</w:t>
+      </w:r>
+      <w:r>
+        <w:rPr>
+          <w:rFonts w:ascii="Arial" w:hAnsi="Arial"/>
+          <w:b w:val="0"/>
+          <w:i w:val="0"/>
+          <w:sz w:val="21"/>
+        </w:rPr>
+        <w:t xml:space="preserve"> Every quantitative figure traces to a DS-PERF/DS-PRT deterministic calculation by reference, never recomputed or restated independently by this entity or by Sage (DS-PRD-004); </w:t>
+      </w:r>
+      <w:r>
+        <w:rPr>
+          <w:rFonts w:ascii="Consolas" w:hAnsi="Consolas"/>
+          <w:b w:val="0"/>
+          <w:i w:val="0"/>
+          <w:sz w:val="20"/>
+        </w:rPr>
+        <w:t>sage_commentary</w:t>
+      </w:r>
+      <w:r>
+        <w:rPr>
+          <w:rFonts w:ascii="Arial" w:hAnsi="Arial"/>
+          <w:b w:val="0"/>
+          <w:i w:val="0"/>
+          <w:sz w:val="21"/>
+        </w:rPr>
+        <w:t>/</w:t>
+      </w:r>
+      <w:r>
+        <w:rPr>
+          <w:rFonts w:ascii="Consolas" w:hAnsi="Consolas"/>
+          <w:b w:val="0"/>
+          <w:i w:val="0"/>
+          <w:sz w:val="20"/>
+        </w:rPr>
+        <w:t>pattern_discovery_notes</w:t>
+      </w:r>
+      <w:r>
+        <w:rPr>
+          <w:rFonts w:ascii="Arial" w:hAnsi="Arial"/>
+          <w:b w:val="0"/>
+          <w:i w:val="0"/>
+          <w:sz w:val="21"/>
+        </w:rPr>
+        <w:t xml:space="preserve"> are structurally distinct fields from the deterministic references, never merged into one narrative that obscures which is which. </w:t>
+      </w:r>
+      <w:r>
+        <w:rPr>
+          <w:rFonts w:ascii="Arial" w:hAnsi="Arial"/>
+          <w:b/>
+          <w:i w:val="0"/>
+          <w:sz w:val="21"/>
+        </w:rPr>
+        <w:t>Retention/deletion (DS-JRN-007):</w:t>
+      </w:r>
+      <w:r>
+        <w:rPr>
+          <w:rFonts w:ascii="Arial" w:hAnsi="Arial"/>
+          <w:b w:val="0"/>
+          <w:i w:val="0"/>
+          <w:sz w:val="21"/>
+        </w:rPr>
+        <w:t xml:space="preserve"> deleting a source JournalEntry (DS-DB-032) propagates to any DailyReview/WeeklyReview narrative content (</w:t>
+      </w:r>
+      <w:r>
+        <w:rPr>
+          <w:rFonts w:ascii="Consolas" w:hAnsi="Consolas"/>
+          <w:b w:val="0"/>
+          <w:i w:val="0"/>
+          <w:sz w:val="20"/>
+        </w:rPr>
+        <w:t>sage_commentary</w:t>
+      </w:r>
+      <w:r>
+        <w:rPr>
+          <w:rFonts w:ascii="Arial" w:hAnsi="Arial"/>
+          <w:b w:val="0"/>
+          <w:i w:val="0"/>
+          <w:sz w:val="21"/>
+        </w:rPr>
+        <w:t>/</w:t>
+      </w:r>
+      <w:r>
+        <w:rPr>
+          <w:rFonts w:ascii="Consolas" w:hAnsi="Consolas"/>
+          <w:b w:val="0"/>
+          <w:i w:val="0"/>
+          <w:sz w:val="20"/>
+        </w:rPr>
+        <w:t>pattern_discovery_notes</w:t>
+      </w:r>
+      <w:r>
+        <w:rPr>
+          <w:rFonts w:ascii="Arial" w:hAnsi="Arial"/>
+          <w:b w:val="0"/>
+          <w:i w:val="0"/>
+          <w:sz w:val="21"/>
+        </w:rPr>
+        <w:t xml:space="preserve">) that would reproduce that entry's private text; the review's </w:t>
+      </w:r>
+      <w:r>
+        <w:rPr>
+          <w:rFonts w:ascii="Consolas" w:hAnsi="Consolas"/>
+          <w:b w:val="0"/>
+          <w:i w:val="0"/>
+          <w:sz w:val="20"/>
+        </w:rPr>
+        <w:t>performance_metric_refs</w:t>
+      </w:r>
+      <w:r>
+        <w:rPr>
+          <w:rFonts w:ascii="Arial" w:hAnsi="Arial"/>
+          <w:b w:val="0"/>
+          <w:i w:val="0"/>
+          <w:sz w:val="21"/>
+        </w:rPr>
+        <w:t xml:space="preserve"> (deterministic, sourced from DS-PERF/DS-PRT independent of any single journal entry) are unaffected.</w:t>
+      </w:r>
+    </w:p>
+    <w:p>
+      <w:pPr>
+        <w:spacing w:after="120" w:line="288" w:lineRule="auto"/>
+      </w:pPr>
+      <w:r>
+        <w:rPr>
+          <w:rFonts w:ascii="Arial" w:hAnsi="Arial"/>
+          <w:b/>
+          <w:i w:val="0"/>
+          <w:sz w:val="21"/>
+        </w:rPr>
+        <w:t>Testing:</w:t>
+      </w:r>
+      <w:r>
+        <w:rPr>
+          <w:rFonts w:ascii="Arial" w:hAnsi="Arial"/>
+          <w:b w:val="0"/>
+          <w:i w:val="0"/>
+          <w:sz w:val="21"/>
+        </w:rPr>
+        <w:t xml:space="preserve"> Deterministic-figure-reuse audit (shared with DS-ARC-027's own test); correlation-vs-causation content review for </w:t>
+      </w:r>
+      <w:r>
+        <w:rPr>
+          <w:rFonts w:ascii="Consolas" w:hAnsi="Consolas"/>
+          <w:b w:val="0"/>
+          <w:i w:val="0"/>
+          <w:sz w:val="20"/>
+        </w:rPr>
+        <w:t>pattern_discovery_notes</w:t>
+      </w:r>
+      <w:r>
+        <w:rPr>
+          <w:rFonts w:ascii="Arial" w:hAnsi="Arial"/>
+          <w:b w:val="0"/>
+          <w:i w:val="0"/>
+          <w:sz w:val="21"/>
+        </w:rPr>
+        <w:t xml:space="preserve"> (DS-JRN-004).</w:t>
       </w:r>
     </w:p>
     <w:p>
@@ -7990,145 +9832,21 @@
           <w:color w:val="0B0B0D"/>
           <w:sz w:val="44"/>
         </w:rPr>
-        <w:t>16. Dependencies</w:t>
+        <w:t>15. Non-Goals</w:t>
       </w:r>
     </w:p>
     <w:p>
       <w:pPr>
-        <w:pStyle w:val="ListBullet"/>
-        <w:spacing w:after="60"/>
-      </w:pPr>
-      <w:r>
-        <w:rPr>
-          <w:rFonts w:ascii="Arial" w:hAnsi="Arial"/>
-          <w:b w:val="0"/>
-          <w:i w:val="0"/>
-          <w:sz w:val="21"/>
-        </w:rPr>
-        <w:t>DS-001</w:t>
-      </w:r>
-      <w:r>
-        <w:rPr>
-          <w:rFonts w:ascii="Arial" w:hAnsi="Arial"/>
-          <w:b w:val="0"/>
-          <w:i w:val="0"/>
-          <w:sz w:val="21"/>
-        </w:rPr>
-        <w:t xml:space="preserve">, </w:t>
-      </w:r>
-      <w:r>
-        <w:rPr>
-          <w:rFonts w:ascii="Arial" w:hAnsi="Arial"/>
-          <w:b w:val="0"/>
-          <w:i w:val="0"/>
-          <w:sz w:val="21"/>
-        </w:rPr>
-        <w:t>DS-002</w:t>
-      </w:r>
-      <w:r>
-        <w:rPr>
-          <w:rFonts w:ascii="Arial" w:hAnsi="Arial"/>
-          <w:b w:val="0"/>
-          <w:i w:val="0"/>
-          <w:sz w:val="21"/>
-        </w:rPr>
-        <w:t xml:space="preserve">, </w:t>
-      </w:r>
-      <w:r>
-        <w:rPr>
-          <w:rFonts w:ascii="Arial" w:hAnsi="Arial"/>
-          <w:b w:val="0"/>
-          <w:i w:val="0"/>
-          <w:sz w:val="21"/>
-        </w:rPr>
-        <w:t>DS-004</w:t>
-      </w:r>
-    </w:p>
-    <w:p>
-      <w:pPr>
-        <w:pStyle w:val="ListBullet"/>
-        <w:spacing w:after="60"/>
-      </w:pPr>
-      <w:r>
-        <w:rPr>
-          <w:rFonts w:ascii="Consolas" w:hAnsi="Consolas"/>
-          <w:b w:val="0"/>
-          <w:i w:val="0"/>
-          <w:sz w:val="20"/>
-        </w:rPr>
-        <w:t>ARCHITECTURE.md</w:t>
-      </w:r>
-      <w:r>
-        <w:rPr>
-          <w:rFonts w:ascii="Arial" w:hAnsi="Arial"/>
-          <w:b w:val="0"/>
-          <w:i w:val="0"/>
-          <w:sz w:val="21"/>
-        </w:rPr>
-        <w:t xml:space="preserve"> §6, §20; </w:t>
-      </w:r>
-      <w:r>
-        <w:rPr>
-          <w:rFonts w:ascii="Consolas" w:hAnsi="Consolas"/>
-          <w:b w:val="0"/>
-          <w:i w:val="0"/>
-          <w:sz w:val="20"/>
-        </w:rPr>
-        <w:t>PROJECT_SPEC.md</w:t>
-      </w:r>
-      <w:r>
-        <w:rPr>
-          <w:rFonts w:ascii="Arial" w:hAnsi="Arial"/>
-          <w:b w:val="0"/>
-          <w:i w:val="0"/>
-          <w:sz w:val="21"/>
-        </w:rPr>
-        <w:t xml:space="preserve"> §7, §16, §17; </w:t>
-      </w:r>
-      <w:r>
-        <w:rPr>
-          <w:rFonts w:ascii="Consolas" w:hAnsi="Consolas"/>
-          <w:b w:val="0"/>
-          <w:i w:val="0"/>
-          <w:sz w:val="20"/>
-        </w:rPr>
-        <w:t>TRADING_RULES.md</w:t>
-      </w:r>
-      <w:r>
-        <w:rPr>
-          <w:rFonts w:ascii="Arial" w:hAnsi="Arial"/>
-          <w:b w:val="0"/>
-          <w:i w:val="0"/>
-          <w:sz w:val="21"/>
-        </w:rPr>
-        <w:t xml:space="preserve">; </w:t>
-      </w:r>
-      <w:r>
-        <w:rPr>
-          <w:rFonts w:ascii="Consolas" w:hAnsi="Consolas"/>
-          <w:b w:val="0"/>
-          <w:i w:val="0"/>
-          <w:sz w:val="20"/>
-        </w:rPr>
-        <w:t>SECURITY_RULES.md</w:t>
-      </w:r>
-      <w:r>
-        <w:rPr>
-          <w:rFonts w:ascii="Arial" w:hAnsi="Arial"/>
-          <w:b w:val="0"/>
-          <w:i w:val="0"/>
-          <w:sz w:val="21"/>
-        </w:rPr>
-        <w:t xml:space="preserve">; </w:t>
-      </w:r>
-      <w:r>
-        <w:rPr>
-          <w:rFonts w:ascii="Consolas" w:hAnsi="Consolas"/>
-          <w:b w:val="0"/>
-          <w:i w:val="0"/>
-          <w:sz w:val="20"/>
-        </w:rPr>
-        <w:t>AGENTS.md</w:t>
+        <w:spacing w:after="120" w:line="288" w:lineRule="auto"/>
+      </w:pPr>
+      <w:r>
+        <w:rPr>
+          <w:rFonts w:ascii="Arial" w:hAnsi="Arial"/>
+          <w:b w:val="0"/>
+          <w:i w:val="0"/>
+          <w:sz w:val="21"/>
+        </w:rPr>
+        <w:t>DS-005 does not: select a database engine beyond SQLite-first (DS-ARC-016 already governs this); define exact SQL column types/indexes (implementation detail); or define API serialization shapes (DS-006).</w:t>
       </w:r>
     </w:p>
     <w:p>
@@ -8147,7 +9865,7 @@
           <w:color w:val="0B0B0D"/>
           <w:sz w:val="44"/>
         </w:rPr>
-        <w:t>17. Risks and Constraints</w:t>
+        <w:t>16. Dependencies</w:t>
       </w:r>
     </w:p>
     <w:p>
@@ -8158,38 +9876,47 @@
       <w:r>
         <w:rPr>
           <w:rFonts w:ascii="Arial" w:hAnsi="Arial"/>
-          <w:b/>
-          <w:i w:val="0"/>
-          <w:sz w:val="21"/>
-        </w:rPr>
-        <w:t>Sequencing risk:</w:t>
-      </w:r>
-      <w:r>
-        <w:rPr>
-          <w:rFonts w:ascii="Arial" w:hAnsi="Arial"/>
-          <w:b w:val="0"/>
-          <w:i w:val="0"/>
-          <w:sz w:val="21"/>
-        </w:rPr>
-        <w:t xml:space="preserve"> authored before DS-006 (API contracts); entity </w:t>
-      </w:r>
-      <w:r>
-        <w:rPr>
-          <w:rFonts w:ascii="Consolas" w:hAnsi="Consolas"/>
-          <w:b w:val="0"/>
-          <w:i w:val="0"/>
-          <w:sz w:val="20"/>
-        </w:rPr>
-        <w:t>_snapshot</w:t>
-      </w:r>
-      <w:r>
-        <w:rPr>
-          <w:rFonts w:ascii="Arial" w:hAnsi="Arial"/>
-          <w:b w:val="0"/>
-          <w:i w:val="0"/>
-          <w:sz w:val="21"/>
-        </w:rPr>
-        <w:t>/JSON-blob fields are provisional shape, refined once API serialization needs are known.</w:t>
+          <w:b w:val="0"/>
+          <w:i w:val="0"/>
+          <w:sz w:val="21"/>
+        </w:rPr>
+        <w:t>DS-001</w:t>
+      </w:r>
+      <w:r>
+        <w:rPr>
+          <w:rFonts w:ascii="Arial" w:hAnsi="Arial"/>
+          <w:b w:val="0"/>
+          <w:i w:val="0"/>
+          <w:sz w:val="21"/>
+        </w:rPr>
+        <w:t xml:space="preserve">, </w:t>
+      </w:r>
+      <w:r>
+        <w:rPr>
+          <w:rFonts w:ascii="Arial" w:hAnsi="Arial"/>
+          <w:b w:val="0"/>
+          <w:i w:val="0"/>
+          <w:sz w:val="21"/>
+        </w:rPr>
+        <w:t>DS-002</w:t>
+      </w:r>
+      <w:r>
+        <w:rPr>
+          <w:rFonts w:ascii="Arial" w:hAnsi="Arial"/>
+          <w:b w:val="0"/>
+          <w:i w:val="0"/>
+          <w:sz w:val="21"/>
+        </w:rPr>
+        <w:t xml:space="preserve">, </w:t>
+      </w:r>
+      <w:r>
+        <w:rPr>
+          <w:rFonts w:ascii="Arial" w:hAnsi="Arial"/>
+          <w:b w:val="0"/>
+          <w:i w:val="0"/>
+          <w:sz w:val="21"/>
+        </w:rPr>
+        <w:t>DS-004</w:t>
       </w:r>
     </w:p>
     <w:p>
@@ -8199,39 +9926,21 @@
       </w:pPr>
       <w:r>
         <w:rPr>
-          <w:rFonts w:ascii="Arial" w:hAnsi="Arial"/>
-          <w:b/>
-          <w:i w:val="0"/>
-          <w:sz w:val="21"/>
-        </w:rPr>
-        <w:t>Classification discipline:</w:t>
-      </w:r>
-      <w:r>
-        <w:rPr>
-          <w:rFonts w:ascii="Arial" w:hAnsi="Arial"/>
-          <w:b w:val="0"/>
-          <w:i w:val="0"/>
-          <w:sz w:val="21"/>
-        </w:rPr>
-        <w:t xml:space="preserve"> the DS-005-A03/A05 repair applied the same "Phase-1 core vs. later-phase extension" field-splitting pattern used for </w:t>
-      </w:r>
-      <w:r>
-        <w:rPr>
           <w:rFonts w:ascii="Consolas" w:hAnsi="Consolas"/>
           <w:b w:val="0"/>
           <w:i w:val="0"/>
           <w:sz w:val="20"/>
         </w:rPr>
-        <w:t>DS-ARC-005</w:t>
-      </w:r>
-      <w:r>
-        <w:rPr>
-          <w:rFonts w:ascii="Arial" w:hAnsi="Arial"/>
-          <w:b w:val="0"/>
-          <w:i w:val="0"/>
-          <w:sz w:val="21"/>
-        </w:rPr>
-        <w:t>/</w:t>
+        <w:t>ARCHITECTURE.md</w:t>
+      </w:r>
+      <w:r>
+        <w:rPr>
+          <w:rFonts w:ascii="Arial" w:hAnsi="Arial"/>
+          <w:b w:val="0"/>
+          <w:i w:val="0"/>
+          <w:sz w:val="21"/>
+        </w:rPr>
+        <w:t xml:space="preserve"> §6, §20; </w:t>
       </w:r>
       <w:r>
         <w:rPr>
@@ -8240,16 +9949,16 @@
           <w:i w:val="0"/>
           <w:sz w:val="20"/>
         </w:rPr>
-        <w:t>DS-ARC-004</w:t>
-      </w:r>
-      <w:r>
-        <w:rPr>
-          <w:rFonts w:ascii="Arial" w:hAnsi="Arial"/>
-          <w:b w:val="0"/>
-          <w:i w:val="0"/>
-          <w:sz w:val="21"/>
-        </w:rPr>
-        <w:t xml:space="preserve"> (DS-004) and </w:t>
+        <w:t>PROJECT_SPEC.md</w:t>
+      </w:r>
+      <w:r>
+        <w:rPr>
+          <w:rFonts w:ascii="Arial" w:hAnsi="Arial"/>
+          <w:b w:val="0"/>
+          <w:i w:val="0"/>
+          <w:sz w:val="21"/>
+        </w:rPr>
+        <w:t xml:space="preserve"> §7, §16, §17; </w:t>
       </w:r>
       <w:r>
         <w:rPr>
@@ -8258,16 +9967,16 @@
           <w:i w:val="0"/>
           <w:sz w:val="20"/>
         </w:rPr>
-        <w:t>DS-AI</w:t>
-      </w:r>
-      <w:r>
-        <w:rPr>
-          <w:rFonts w:ascii="Arial" w:hAnsi="Arial"/>
-          <w:b w:val="0"/>
-          <w:i w:val="0"/>
-          <w:sz w:val="21"/>
-        </w:rPr>
-        <w:t>/</w:t>
+        <w:t>TRADING_RULES.md</w:t>
+      </w:r>
+      <w:r>
+        <w:rPr>
+          <w:rFonts w:ascii="Arial" w:hAnsi="Arial"/>
+          <w:b w:val="0"/>
+          <w:i w:val="0"/>
+          <w:sz w:val="21"/>
+        </w:rPr>
+        <w:t xml:space="preserve">; </w:t>
       </w:r>
       <w:r>
         <w:rPr>
@@ -8276,16 +9985,16 @@
           <w:i w:val="0"/>
           <w:sz w:val="20"/>
         </w:rPr>
-        <w:t>DS-SGE</w:t>
-      </w:r>
-      <w:r>
-        <w:rPr>
-          <w:rFonts w:ascii="Arial" w:hAnsi="Arial"/>
-          <w:b w:val="0"/>
-          <w:i w:val="0"/>
-          <w:sz w:val="21"/>
-        </w:rPr>
-        <w:t xml:space="preserve"> (DS-002/DS-003) to </w:t>
+        <w:t>SECURITY_RULES.md</w:t>
+      </w:r>
+      <w:r>
+        <w:rPr>
+          <w:rFonts w:ascii="Arial" w:hAnsi="Arial"/>
+          <w:b w:val="0"/>
+          <w:i w:val="0"/>
+          <w:sz w:val="21"/>
+        </w:rPr>
+        <w:t xml:space="preserve">; </w:t>
       </w:r>
       <w:r>
         <w:rPr>
@@ -8294,34 +10003,7 @@
           <w:i w:val="0"/>
           <w:sz w:val="20"/>
         </w:rPr>
-        <w:t>StrategyProfile</w:t>
-      </w:r>
-      <w:r>
-        <w:rPr>
-          <w:rFonts w:ascii="Arial" w:hAnsi="Arial"/>
-          <w:b w:val="0"/>
-          <w:i w:val="0"/>
-          <w:sz w:val="21"/>
-        </w:rPr>
-        <w:t xml:space="preserve"> and </w:t>
-      </w:r>
-      <w:r>
-        <w:rPr>
-          <w:rFonts w:ascii="Consolas" w:hAnsi="Consolas"/>
-          <w:b w:val="0"/>
-          <w:i w:val="0"/>
-          <w:sz w:val="20"/>
-        </w:rPr>
-        <w:t>TradeDecision</w:t>
-      </w:r>
-      <w:r>
-        <w:rPr>
-          <w:rFonts w:ascii="Arial" w:hAnsi="Arial"/>
-          <w:b w:val="0"/>
-          <w:i w:val="0"/>
-          <w:sz w:val="21"/>
-        </w:rPr>
-        <w:t>, so a Committed base model never requires a Planned capability to be valid.</w:t>
+        <w:t>AGENTS.md</w:t>
       </w:r>
     </w:p>
     <w:p>
@@ -8340,21 +10022,31 @@
           <w:color w:val="0B0B0D"/>
           <w:sz w:val="44"/>
         </w:rPr>
-        <w:t>18. Verification Approach</w:t>
+        <w:t>17. Risks and Constraints</w:t>
       </w:r>
     </w:p>
     <w:p>
       <w:pPr>
-        <w:spacing w:after="120" w:line="288" w:lineRule="auto"/>
-      </w:pPr>
-      <w:r>
-        <w:rPr>
-          <w:rFonts w:ascii="Arial" w:hAnsi="Arial"/>
-          <w:b w:val="0"/>
-          <w:i w:val="0"/>
-          <w:sz w:val="21"/>
-        </w:rPr>
-        <w:t xml:space="preserve">Entity-level Testing per DS-DB-NNN item. Document-level verification (unique-ID check, cross-reference consistency, no contradiction with DS-002/DS-003/DS-004) recorded in </w:t>
+        <w:pStyle w:val="ListBullet"/>
+        <w:spacing w:after="60"/>
+      </w:pPr>
+      <w:r>
+        <w:rPr>
+          <w:rFonts w:ascii="Arial" w:hAnsi="Arial"/>
+          <w:b/>
+          <w:i w:val="0"/>
+          <w:sz w:val="21"/>
+        </w:rPr>
+        <w:t>Sequencing risk:</w:t>
+      </w:r>
+      <w:r>
+        <w:rPr>
+          <w:rFonts w:ascii="Arial" w:hAnsi="Arial"/>
+          <w:b w:val="0"/>
+          <w:i w:val="0"/>
+          <w:sz w:val="21"/>
+        </w:rPr>
+        <w:t xml:space="preserve"> authored before DS-006 (API contracts); entity </w:t>
       </w:r>
       <w:r>
         <w:rPr>
@@ -8363,16 +10055,148 @@
           <w:i w:val="0"/>
           <w:sz w:val="20"/>
         </w:rPr>
-        <w:t>.ai-workflow/HANDOFF.md</w:t>
-      </w:r>
-      <w:r>
-        <w:rPr>
-          <w:rFonts w:ascii="Arial" w:hAnsi="Arial"/>
-          <w:b w:val="0"/>
-          <w:i w:val="0"/>
-          <w:sz w:val="21"/>
-        </w:rPr>
-        <w:t>.</w:t>
+        <w:t>_snapshot</w:t>
+      </w:r>
+      <w:r>
+        <w:rPr>
+          <w:rFonts w:ascii="Arial" w:hAnsi="Arial"/>
+          <w:b w:val="0"/>
+          <w:i w:val="0"/>
+          <w:sz w:val="21"/>
+        </w:rPr>
+        <w:t>/JSON-blob fields are provisional shape, refined once API serialization needs are known.</w:t>
+      </w:r>
+    </w:p>
+    <w:p>
+      <w:pPr>
+        <w:pStyle w:val="ListBullet"/>
+        <w:spacing w:after="60"/>
+      </w:pPr>
+      <w:r>
+        <w:rPr>
+          <w:rFonts w:ascii="Arial" w:hAnsi="Arial"/>
+          <w:b/>
+          <w:i w:val="0"/>
+          <w:sz w:val="21"/>
+        </w:rPr>
+        <w:t>Classification discipline:</w:t>
+      </w:r>
+      <w:r>
+        <w:rPr>
+          <w:rFonts w:ascii="Arial" w:hAnsi="Arial"/>
+          <w:b w:val="0"/>
+          <w:i w:val="0"/>
+          <w:sz w:val="21"/>
+        </w:rPr>
+        <w:t xml:space="preserve"> the DS-005-A03/A05 repair applied the same "Phase-1 core vs. later-phase extension" field-splitting pattern used for </w:t>
+      </w:r>
+      <w:r>
+        <w:rPr>
+          <w:rFonts w:ascii="Consolas" w:hAnsi="Consolas"/>
+          <w:b w:val="0"/>
+          <w:i w:val="0"/>
+          <w:sz w:val="20"/>
+        </w:rPr>
+        <w:t>DS-ARC-005</w:t>
+      </w:r>
+      <w:r>
+        <w:rPr>
+          <w:rFonts w:ascii="Arial" w:hAnsi="Arial"/>
+          <w:b w:val="0"/>
+          <w:i w:val="0"/>
+          <w:sz w:val="21"/>
+        </w:rPr>
+        <w:t>/</w:t>
+      </w:r>
+      <w:r>
+        <w:rPr>
+          <w:rFonts w:ascii="Consolas" w:hAnsi="Consolas"/>
+          <w:b w:val="0"/>
+          <w:i w:val="0"/>
+          <w:sz w:val="20"/>
+        </w:rPr>
+        <w:t>DS-ARC-004</w:t>
+      </w:r>
+      <w:r>
+        <w:rPr>
+          <w:rFonts w:ascii="Arial" w:hAnsi="Arial"/>
+          <w:b w:val="0"/>
+          <w:i w:val="0"/>
+          <w:sz w:val="21"/>
+        </w:rPr>
+        <w:t xml:space="preserve"> (DS-004) and </w:t>
+      </w:r>
+      <w:r>
+        <w:rPr>
+          <w:rFonts w:ascii="Consolas" w:hAnsi="Consolas"/>
+          <w:b w:val="0"/>
+          <w:i w:val="0"/>
+          <w:sz w:val="20"/>
+        </w:rPr>
+        <w:t>DS-AI</w:t>
+      </w:r>
+      <w:r>
+        <w:rPr>
+          <w:rFonts w:ascii="Arial" w:hAnsi="Arial"/>
+          <w:b w:val="0"/>
+          <w:i w:val="0"/>
+          <w:sz w:val="21"/>
+        </w:rPr>
+        <w:t>/</w:t>
+      </w:r>
+      <w:r>
+        <w:rPr>
+          <w:rFonts w:ascii="Consolas" w:hAnsi="Consolas"/>
+          <w:b w:val="0"/>
+          <w:i w:val="0"/>
+          <w:sz w:val="20"/>
+        </w:rPr>
+        <w:t>DS-SGE</w:t>
+      </w:r>
+      <w:r>
+        <w:rPr>
+          <w:rFonts w:ascii="Arial" w:hAnsi="Arial"/>
+          <w:b w:val="0"/>
+          <w:i w:val="0"/>
+          <w:sz w:val="21"/>
+        </w:rPr>
+        <w:t xml:space="preserve"> (DS-002/DS-003) to </w:t>
+      </w:r>
+      <w:r>
+        <w:rPr>
+          <w:rFonts w:ascii="Consolas" w:hAnsi="Consolas"/>
+          <w:b w:val="0"/>
+          <w:i w:val="0"/>
+          <w:sz w:val="20"/>
+        </w:rPr>
+        <w:t>StrategyProfile</w:t>
+      </w:r>
+      <w:r>
+        <w:rPr>
+          <w:rFonts w:ascii="Arial" w:hAnsi="Arial"/>
+          <w:b w:val="0"/>
+          <w:i w:val="0"/>
+          <w:sz w:val="21"/>
+        </w:rPr>
+        <w:t xml:space="preserve"> and </w:t>
+      </w:r>
+      <w:r>
+        <w:rPr>
+          <w:rFonts w:ascii="Consolas" w:hAnsi="Consolas"/>
+          <w:b w:val="0"/>
+          <w:i w:val="0"/>
+          <w:sz w:val="20"/>
+        </w:rPr>
+        <w:t>TradeDecision</w:t>
+      </w:r>
+      <w:r>
+        <w:rPr>
+          <w:rFonts w:ascii="Arial" w:hAnsi="Arial"/>
+          <w:b w:val="0"/>
+          <w:i w:val="0"/>
+          <w:sz w:val="21"/>
+        </w:rPr>
+        <w:t>, so a Committed base model never requires a Planned capability to be valid.</w:t>
       </w:r>
     </w:p>
     <w:p>
@@ -8391,14 +10215,22 @@
           <w:color w:val="0B0B0D"/>
           <w:sz w:val="44"/>
         </w:rPr>
-        <w:t>19. References</w:t>
+        <w:t>18. Verification Approach</w:t>
       </w:r>
     </w:p>
     <w:p>
       <w:pPr>
-        <w:pStyle w:val="ListBullet"/>
-        <w:spacing w:after="60"/>
-      </w:pPr>
+        <w:spacing w:after="120" w:line="288" w:lineRule="auto"/>
+      </w:pPr>
+      <w:r>
+        <w:rPr>
+          <w:rFonts w:ascii="Arial" w:hAnsi="Arial"/>
+          <w:b w:val="0"/>
+          <w:i w:val="0"/>
+          <w:sz w:val="21"/>
+        </w:rPr>
+        <w:t xml:space="preserve">Entity-level Testing per DS-DB-NNN item. Document-level verification (unique-ID check, cross-reference consistency, no contradiction with DS-002/DS-003/DS-004) recorded in </w:t>
+      </w:r>
       <w:r>
         <w:rPr>
           <w:rFonts w:ascii="Consolas" w:hAnsi="Consolas"/>
@@ -8406,127 +10238,16 @@
           <w:i w:val="0"/>
           <w:sz w:val="20"/>
         </w:rPr>
-        <w:t>ARCHITECTURE.md</w:t>
-      </w:r>
-      <w:r>
-        <w:rPr>
-          <w:rFonts w:ascii="Arial" w:hAnsi="Arial"/>
-          <w:b w:val="0"/>
-          <w:i w:val="0"/>
-          <w:sz w:val="21"/>
-        </w:rPr>
-        <w:t xml:space="preserve">, </w:t>
-      </w:r>
-      <w:r>
-        <w:rPr>
-          <w:rFonts w:ascii="Consolas" w:hAnsi="Consolas"/>
-          <w:b w:val="0"/>
-          <w:i w:val="0"/>
-          <w:sz w:val="20"/>
-        </w:rPr>
-        <w:t>PROJECT_SPEC.md</w:t>
-      </w:r>
-      <w:r>
-        <w:rPr>
-          <w:rFonts w:ascii="Arial" w:hAnsi="Arial"/>
-          <w:b w:val="0"/>
-          <w:i w:val="0"/>
-          <w:sz w:val="21"/>
-        </w:rPr>
-        <w:t xml:space="preserve">, </w:t>
-      </w:r>
-      <w:r>
-        <w:rPr>
-          <w:rFonts w:ascii="Consolas" w:hAnsi="Consolas"/>
-          <w:b w:val="0"/>
-          <w:i w:val="0"/>
-          <w:sz w:val="20"/>
-        </w:rPr>
-        <w:t>TRADING_RULES.md</w:t>
-      </w:r>
-      <w:r>
-        <w:rPr>
-          <w:rFonts w:ascii="Arial" w:hAnsi="Arial"/>
-          <w:b w:val="0"/>
-          <w:i w:val="0"/>
-          <w:sz w:val="21"/>
-        </w:rPr>
-        <w:t xml:space="preserve">, </w:t>
-      </w:r>
-      <w:r>
-        <w:rPr>
-          <w:rFonts w:ascii="Consolas" w:hAnsi="Consolas"/>
-          <w:b w:val="0"/>
-          <w:i w:val="0"/>
-          <w:sz w:val="20"/>
-        </w:rPr>
-        <w:t>SECURITY_RULES.md</w:t>
-      </w:r>
-      <w:r>
-        <w:rPr>
-          <w:rFonts w:ascii="Arial" w:hAnsi="Arial"/>
-          <w:b w:val="0"/>
-          <w:i w:val="0"/>
-          <w:sz w:val="21"/>
-        </w:rPr>
-        <w:t xml:space="preserve">, </w:t>
-      </w:r>
-      <w:r>
-        <w:rPr>
-          <w:rFonts w:ascii="Consolas" w:hAnsi="Consolas"/>
-          <w:b w:val="0"/>
-          <w:i w:val="0"/>
-          <w:sz w:val="20"/>
-        </w:rPr>
-        <w:t>AGENTS.md</w:t>
-      </w:r>
-    </w:p>
-    <w:p>
-      <w:pPr>
-        <w:pStyle w:val="ListBullet"/>
-        <w:spacing w:after="60"/>
-      </w:pPr>
-      <w:r>
-        <w:rPr>
-          <w:rFonts w:ascii="Consolas" w:hAnsi="Consolas"/>
-          <w:b w:val="0"/>
-          <w:i w:val="0"/>
-          <w:sz w:val="20"/>
-        </w:rPr>
-        <w:t>docs/codex/Volume-02-Product/DS-002-SRS.md</w:t>
-      </w:r>
-      <w:r>
-        <w:rPr>
-          <w:rFonts w:ascii="Arial" w:hAnsi="Arial"/>
-          <w:b w:val="0"/>
-          <w:i w:val="0"/>
-          <w:sz w:val="21"/>
-        </w:rPr>
-        <w:t xml:space="preserve"> and </w:t>
-      </w:r>
-      <w:r>
-        <w:rPr>
-          <w:rFonts w:ascii="Consolas" w:hAnsi="Consolas"/>
-          <w:b w:val="0"/>
-          <w:i w:val="0"/>
-          <w:sz w:val="20"/>
-        </w:rPr>
-        <w:t>requirements/*.md</w:t>
-      </w:r>
-    </w:p>
-    <w:p>
-      <w:pPr>
-        <w:pStyle w:val="ListBullet"/>
-        <w:spacing w:after="60"/>
-      </w:pPr>
-      <w:r>
-        <w:rPr>
-          <w:rFonts w:ascii="Consolas" w:hAnsi="Consolas"/>
-          <w:b w:val="0"/>
-          <w:i w:val="0"/>
-          <w:sz w:val="20"/>
-        </w:rPr>
-        <w:t>docs/codex/Volume-04-Architecture/DS-004-Technical-Architecture.md</w:t>
+        <w:t>.ai-workflow/HANDOFF.md</w:t>
+      </w:r>
+      <w:r>
+        <w:rPr>
+          <w:rFonts w:ascii="Arial" w:hAnsi="Arial"/>
+          <w:b w:val="0"/>
+          <w:i w:val="0"/>
+          <w:sz w:val="21"/>
+        </w:rPr>
+        <w:t>.</w:t>
       </w:r>
     </w:p>
     <w:p>
@@ -8545,11 +10266,165 @@
           <w:color w:val="0B0B0D"/>
           <w:sz w:val="44"/>
         </w:rPr>
-        <w:t>Appendix A — Open Questions</w:t>
+        <w:t>19. References</w:t>
       </w:r>
     </w:p>
     <w:p>
       <w:pPr>
+        <w:pStyle w:val="ListBullet"/>
+        <w:spacing w:after="60"/>
+      </w:pPr>
+      <w:r>
+        <w:rPr>
+          <w:rFonts w:ascii="Consolas" w:hAnsi="Consolas"/>
+          <w:b w:val="0"/>
+          <w:i w:val="0"/>
+          <w:sz w:val="20"/>
+        </w:rPr>
+        <w:t>ARCHITECTURE.md</w:t>
+      </w:r>
+      <w:r>
+        <w:rPr>
+          <w:rFonts w:ascii="Arial" w:hAnsi="Arial"/>
+          <w:b w:val="0"/>
+          <w:i w:val="0"/>
+          <w:sz w:val="21"/>
+        </w:rPr>
+        <w:t xml:space="preserve">, </w:t>
+      </w:r>
+      <w:r>
+        <w:rPr>
+          <w:rFonts w:ascii="Consolas" w:hAnsi="Consolas"/>
+          <w:b w:val="0"/>
+          <w:i w:val="0"/>
+          <w:sz w:val="20"/>
+        </w:rPr>
+        <w:t>PROJECT_SPEC.md</w:t>
+      </w:r>
+      <w:r>
+        <w:rPr>
+          <w:rFonts w:ascii="Arial" w:hAnsi="Arial"/>
+          <w:b w:val="0"/>
+          <w:i w:val="0"/>
+          <w:sz w:val="21"/>
+        </w:rPr>
+        <w:t xml:space="preserve">, </w:t>
+      </w:r>
+      <w:r>
+        <w:rPr>
+          <w:rFonts w:ascii="Consolas" w:hAnsi="Consolas"/>
+          <w:b w:val="0"/>
+          <w:i w:val="0"/>
+          <w:sz w:val="20"/>
+        </w:rPr>
+        <w:t>TRADING_RULES.md</w:t>
+      </w:r>
+      <w:r>
+        <w:rPr>
+          <w:rFonts w:ascii="Arial" w:hAnsi="Arial"/>
+          <w:b w:val="0"/>
+          <w:i w:val="0"/>
+          <w:sz w:val="21"/>
+        </w:rPr>
+        <w:t xml:space="preserve">, </w:t>
+      </w:r>
+      <w:r>
+        <w:rPr>
+          <w:rFonts w:ascii="Consolas" w:hAnsi="Consolas"/>
+          <w:b w:val="0"/>
+          <w:i w:val="0"/>
+          <w:sz w:val="20"/>
+        </w:rPr>
+        <w:t>SECURITY_RULES.md</w:t>
+      </w:r>
+      <w:r>
+        <w:rPr>
+          <w:rFonts w:ascii="Arial" w:hAnsi="Arial"/>
+          <w:b w:val="0"/>
+          <w:i w:val="0"/>
+          <w:sz w:val="21"/>
+        </w:rPr>
+        <w:t xml:space="preserve">, </w:t>
+      </w:r>
+      <w:r>
+        <w:rPr>
+          <w:rFonts w:ascii="Consolas" w:hAnsi="Consolas"/>
+          <w:b w:val="0"/>
+          <w:i w:val="0"/>
+          <w:sz w:val="20"/>
+        </w:rPr>
+        <w:t>AGENTS.md</w:t>
+      </w:r>
+    </w:p>
+    <w:p>
+      <w:pPr>
+        <w:pStyle w:val="ListBullet"/>
+        <w:spacing w:after="60"/>
+      </w:pPr>
+      <w:r>
+        <w:rPr>
+          <w:rFonts w:ascii="Consolas" w:hAnsi="Consolas"/>
+          <w:b w:val="0"/>
+          <w:i w:val="0"/>
+          <w:sz w:val="20"/>
+        </w:rPr>
+        <w:t>docs/codex/Volume-02-Product/DS-002-SRS.md</w:t>
+      </w:r>
+      <w:r>
+        <w:rPr>
+          <w:rFonts w:ascii="Arial" w:hAnsi="Arial"/>
+          <w:b w:val="0"/>
+          <w:i w:val="0"/>
+          <w:sz w:val="21"/>
+        </w:rPr>
+        <w:t xml:space="preserve"> and </w:t>
+      </w:r>
+      <w:r>
+        <w:rPr>
+          <w:rFonts w:ascii="Consolas" w:hAnsi="Consolas"/>
+          <w:b w:val="0"/>
+          <w:i w:val="0"/>
+          <w:sz w:val="20"/>
+        </w:rPr>
+        <w:t>requirements/*.md</w:t>
+      </w:r>
+    </w:p>
+    <w:p>
+      <w:pPr>
+        <w:pStyle w:val="ListBullet"/>
+        <w:spacing w:after="60"/>
+      </w:pPr>
+      <w:r>
+        <w:rPr>
+          <w:rFonts w:ascii="Consolas" w:hAnsi="Consolas"/>
+          <w:b w:val="0"/>
+          <w:i w:val="0"/>
+          <w:sz w:val="20"/>
+        </w:rPr>
+        <w:t>docs/codex/Volume-04-Architecture/DS-004-Technical-Architecture.md</w:t>
+      </w:r>
+    </w:p>
+    <w:p>
+      <w:pPr>
+        <w:pStyle w:val="Heading1"/>
+        <w:spacing w:before="480" w:after="240"/>
+        <w:pBdr>
+          <w:bottom w:val="single" w:sz="16" w:space="4" w:color="C8A45D"/>
+        </w:pBdr>
+      </w:pPr>
+      <w:r>
+        <w:rPr>
+          <w:rFonts w:ascii="Arial" w:hAnsi="Arial"/>
+          <w:b w:val="0"/>
+          <w:i w:val="0"/>
+          <w:color w:val="0B0B0D"/>
+          <w:sz w:val="44"/>
+        </w:rPr>
+        <w:t>Appendix A — Open Questions</w:t>
+      </w:r>
+    </w:p>
+    <w:p>
+      <w:pPr>
         <w:pStyle w:val="ListNumber"/>
         <w:spacing w:after="60"/>
       </w:pPr>
@@ -8750,6 +10625,323 @@
           <w:sz w:val="21"/>
         </w:rPr>
         <w:t xml:space="preserve"> feature (DS-USR-006). This is a routine implementation pattern, not a governance question, but is noted here since it's a repeated design choice worth keeping consistent if more Committed entities gain a similar dependency in the future.</w:t>
+      </w:r>
+    </w:p>
+    <w:p>
+      <w:pPr>
+        <w:pStyle w:val="Heading1"/>
+        <w:spacing w:before="480" w:after="240"/>
+        <w:pBdr>
+          <w:bottom w:val="single" w:sz="16" w:space="4" w:color="C8A45D"/>
+        </w:pBdr>
+      </w:pPr>
+      <w:r>
+        <w:rPr>
+          <w:rFonts w:ascii="Arial" w:hAnsi="Arial"/>
+          <w:b w:val="0"/>
+          <w:i w:val="0"/>
+          <w:color w:val="0B0B0D"/>
+          <w:sz w:val="44"/>
+        </w:rPr>
+        <w:t>20. Founder Vision Completion Data Domains</w:t>
+      </w:r>
+    </w:p>
+    <w:p>
+      <w:pPr>
+        <w:spacing w:after="120" w:line="288" w:lineRule="auto"/>
+      </w:pPr>
+      <w:r>
+        <w:rPr>
+          <w:rFonts w:ascii="Arial" w:hAnsi="Arial"/>
+          <w:b w:val="0"/>
+          <w:i w:val="0"/>
+          <w:sz w:val="21"/>
+        </w:rPr>
+        <w:t xml:space="preserve">The logical data model shall provide versioned entities for </w:t>
+      </w:r>
+      <w:r>
+        <w:rPr>
+          <w:rFonts w:ascii="Consolas" w:hAnsi="Consolas"/>
+          <w:b w:val="0"/>
+          <w:i w:val="0"/>
+          <w:sz w:val="20"/>
+        </w:rPr>
+        <w:t>TradeIntelligencePackage</w:t>
+      </w:r>
+      <w:r>
+        <w:rPr>
+          <w:rFonts w:ascii="Arial" w:hAnsi="Arial"/>
+          <w:b w:val="0"/>
+          <w:i w:val="0"/>
+          <w:sz w:val="21"/>
+        </w:rPr>
+        <w:t xml:space="preserve">, </w:t>
+      </w:r>
+      <w:r>
+        <w:rPr>
+          <w:rFonts w:ascii="Consolas" w:hAnsi="Consolas"/>
+          <w:b w:val="0"/>
+          <w:i w:val="0"/>
+          <w:sz w:val="20"/>
+        </w:rPr>
+        <w:t>ResearchSource</w:t>
+      </w:r>
+      <w:r>
+        <w:rPr>
+          <w:rFonts w:ascii="Arial" w:hAnsi="Arial"/>
+          <w:b w:val="0"/>
+          <w:i w:val="0"/>
+          <w:sz w:val="21"/>
+        </w:rPr>
+        <w:t xml:space="preserve">, </w:t>
+      </w:r>
+      <w:r>
+        <w:rPr>
+          <w:rFonts w:ascii="Consolas" w:hAnsi="Consolas"/>
+          <w:b w:val="0"/>
+          <w:i w:val="0"/>
+          <w:sz w:val="20"/>
+        </w:rPr>
+        <w:t>ResearchEvidence</w:t>
+      </w:r>
+      <w:r>
+        <w:rPr>
+          <w:rFonts w:ascii="Arial" w:hAnsi="Arial"/>
+          <w:b w:val="0"/>
+          <w:i w:val="0"/>
+          <w:sz w:val="21"/>
+        </w:rPr>
+        <w:t xml:space="preserve">, </w:t>
+      </w:r>
+      <w:r>
+        <w:rPr>
+          <w:rFonts w:ascii="Consolas" w:hAnsi="Consolas"/>
+          <w:b w:val="0"/>
+          <w:i w:val="0"/>
+          <w:sz w:val="20"/>
+        </w:rPr>
+        <w:t>CatalystEvent</w:t>
+      </w:r>
+      <w:r>
+        <w:rPr>
+          <w:rFonts w:ascii="Arial" w:hAnsi="Arial"/>
+          <w:b w:val="0"/>
+          <w:i w:val="0"/>
+          <w:sz w:val="21"/>
+        </w:rPr>
+        <w:t xml:space="preserve">, </w:t>
+      </w:r>
+      <w:r>
+        <w:rPr>
+          <w:rFonts w:ascii="Consolas" w:hAnsi="Consolas"/>
+          <w:b w:val="0"/>
+          <w:i w:val="0"/>
+          <w:sz w:val="20"/>
+        </w:rPr>
+        <w:t>TradingThesis</w:t>
+      </w:r>
+      <w:r>
+        <w:rPr>
+          <w:rFonts w:ascii="Arial" w:hAnsi="Arial"/>
+          <w:b w:val="0"/>
+          <w:i w:val="0"/>
+          <w:sz w:val="21"/>
+        </w:rPr>
+        <w:t xml:space="preserve">, </w:t>
+      </w:r>
+      <w:r>
+        <w:rPr>
+          <w:rFonts w:ascii="Consolas" w:hAnsi="Consolas"/>
+          <w:b w:val="0"/>
+          <w:i w:val="0"/>
+          <w:sz w:val="20"/>
+        </w:rPr>
+        <w:t>ThesisRevision</w:t>
+      </w:r>
+      <w:r>
+        <w:rPr>
+          <w:rFonts w:ascii="Arial" w:hAnsi="Arial"/>
+          <w:b w:val="0"/>
+          <w:i w:val="0"/>
+          <w:sz w:val="21"/>
+        </w:rPr>
+        <w:t xml:space="preserve">, </w:t>
+      </w:r>
+      <w:r>
+        <w:rPr>
+          <w:rFonts w:ascii="Consolas" w:hAnsi="Consolas"/>
+          <w:b w:val="0"/>
+          <w:i w:val="0"/>
+          <w:sz w:val="20"/>
+        </w:rPr>
+        <w:t>JournalEntry</w:t>
+      </w:r>
+      <w:r>
+        <w:rPr>
+          <w:rFonts w:ascii="Arial" w:hAnsi="Arial"/>
+          <w:b w:val="0"/>
+          <w:i w:val="0"/>
+          <w:sz w:val="21"/>
+        </w:rPr>
+        <w:t xml:space="preserve">, </w:t>
+      </w:r>
+      <w:r>
+        <w:rPr>
+          <w:rFonts w:ascii="Consolas" w:hAnsi="Consolas"/>
+          <w:b w:val="0"/>
+          <w:i w:val="0"/>
+          <w:sz w:val="20"/>
+        </w:rPr>
+        <w:t>DailyReview</w:t>
+      </w:r>
+      <w:r>
+        <w:rPr>
+          <w:rFonts w:ascii="Arial" w:hAnsi="Arial"/>
+          <w:b w:val="0"/>
+          <w:i w:val="0"/>
+          <w:sz w:val="21"/>
+        </w:rPr>
+        <w:t xml:space="preserve">, </w:t>
+      </w:r>
+      <w:r>
+        <w:rPr>
+          <w:rFonts w:ascii="Consolas" w:hAnsi="Consolas"/>
+          <w:b w:val="0"/>
+          <w:i w:val="0"/>
+          <w:sz w:val="20"/>
+        </w:rPr>
+        <w:t>WeeklyReview</w:t>
+      </w:r>
+      <w:r>
+        <w:rPr>
+          <w:rFonts w:ascii="Arial" w:hAnsi="Arial"/>
+          <w:b w:val="0"/>
+          <w:i w:val="0"/>
+          <w:sz w:val="21"/>
+        </w:rPr>
+        <w:t xml:space="preserve">, </w:t>
+      </w:r>
+      <w:r>
+        <w:rPr>
+          <w:rFonts w:ascii="Consolas" w:hAnsi="Consolas"/>
+          <w:b w:val="0"/>
+          <w:i w:val="0"/>
+          <w:sz w:val="20"/>
+        </w:rPr>
+        <w:t>SageTaskPlan</w:t>
+      </w:r>
+      <w:r>
+        <w:rPr>
+          <w:rFonts w:ascii="Arial" w:hAnsi="Arial"/>
+          <w:b w:val="0"/>
+          <w:i w:val="0"/>
+          <w:sz w:val="21"/>
+        </w:rPr>
+        <w:t xml:space="preserve">, </w:t>
+      </w:r>
+      <w:r>
+        <w:rPr>
+          <w:rFonts w:ascii="Consolas" w:hAnsi="Consolas"/>
+          <w:b w:val="0"/>
+          <w:i w:val="0"/>
+          <w:sz w:val="20"/>
+        </w:rPr>
+        <w:t>SageToolInvocation</w:t>
+      </w:r>
+      <w:r>
+        <w:rPr>
+          <w:rFonts w:ascii="Arial" w:hAnsi="Arial"/>
+          <w:b w:val="0"/>
+          <w:i w:val="0"/>
+          <w:sz w:val="21"/>
+        </w:rPr>
+        <w:t xml:space="preserve">, </w:t>
+      </w:r>
+      <w:r>
+        <w:rPr>
+          <w:rFonts w:ascii="Consolas" w:hAnsi="Consolas"/>
+          <w:b w:val="0"/>
+          <w:i w:val="0"/>
+          <w:sz w:val="20"/>
+        </w:rPr>
+        <w:t>MonitoringPolicy</w:t>
+      </w:r>
+      <w:r>
+        <w:rPr>
+          <w:rFonts w:ascii="Arial" w:hAnsi="Arial"/>
+          <w:b w:val="0"/>
+          <w:i w:val="0"/>
+          <w:sz w:val="21"/>
+        </w:rPr>
+        <w:t xml:space="preserve">, </w:t>
+      </w:r>
+      <w:r>
+        <w:rPr>
+          <w:rFonts w:ascii="Consolas" w:hAnsi="Consolas"/>
+          <w:b w:val="0"/>
+          <w:i w:val="0"/>
+          <w:sz w:val="20"/>
+        </w:rPr>
+        <w:t>NotificationChannel</w:t>
+      </w:r>
+      <w:r>
+        <w:rPr>
+          <w:rFonts w:ascii="Arial" w:hAnsi="Arial"/>
+          <w:b w:val="0"/>
+          <w:i w:val="0"/>
+          <w:sz w:val="21"/>
+        </w:rPr>
+        <w:t xml:space="preserve">, </w:t>
+      </w:r>
+      <w:r>
+        <w:rPr>
+          <w:rFonts w:ascii="Consolas" w:hAnsi="Consolas"/>
+          <w:b w:val="0"/>
+          <w:i w:val="0"/>
+          <w:sz w:val="20"/>
+        </w:rPr>
+        <w:t>NotificationDelivery</w:t>
+      </w:r>
+      <w:r>
+        <w:rPr>
+          <w:rFonts w:ascii="Arial" w:hAnsi="Arial"/>
+          <w:b w:val="0"/>
+          <w:i w:val="0"/>
+          <w:sz w:val="21"/>
+        </w:rPr>
+        <w:t xml:space="preserve">, and </w:t>
+      </w:r>
+      <w:r>
+        <w:rPr>
+          <w:rFonts w:ascii="Consolas" w:hAnsi="Consolas"/>
+          <w:b w:val="0"/>
+          <w:i w:val="0"/>
+          <w:sz w:val="20"/>
+        </w:rPr>
+        <w:t>DiscordChannelConfiguration</w:t>
+      </w:r>
+      <w:r>
+        <w:rPr>
+          <w:rFonts w:ascii="Arial" w:hAnsi="Arial"/>
+          <w:b w:val="0"/>
+          <w:i w:val="0"/>
+          <w:sz w:val="21"/>
+        </w:rPr>
+        <w:t>.</w:t>
+      </w:r>
+    </w:p>
+    <w:p>
+      <w:pPr>
+        <w:spacing w:after="120" w:line="288" w:lineRule="auto"/>
+      </w:pPr>
+      <w:r>
+        <w:rPr>
+          <w:rFonts w:ascii="Arial" w:hAnsi="Arial"/>
+          <w:b w:val="0"/>
+          <w:i w:val="0"/>
+          <w:sz w:val="21"/>
+        </w:rPr>
+        <w:t>Original trade plans and thesis versions remain recoverable. Deterministic values record calculation version and inputs. Discord credentials are never stored in plaintext application records; configuration stores only protected secret references and non-secret routing metadata. Notification deliveries record idempotency key, event reference, channel, attempt state, timestamps, redacted response metadata, and final disposition.</w:t>
       </w:r>
     </w:p>
     <w:sectPr>
@@ -8896,7 +11088,7 @@
         <w:color w:val="A7ABB3"/>
         <w:sz w:val="15"/>
       </w:rPr>
-      <w:t>v0.2.1 — Draft  |  Classification: Internal</w:t>
+      <w:t>v0.5.0 — Draft  |  Classification: Internal</w:t>
     </w:r>
   </w:p>
   <w:p>
@@ -8909,7 +11101,7 @@
         <w:color w:val="A7ABB3"/>
         <w:sz w:val="14"/>
       </w:rPr>
-      <w:t>Generated from DS-005 v0.2.1 — baseline 34a65818d48f596122281075e18c6e5f36ec93b5</w:t>
+      <w:t>Generated from DS-005 v0.5.0 — baseline 8b5cf5bd0341d5d6f70c67302c8bce2069d0929a</w:t>
     </w:r>
   </w:p>
 </w:ftr>
@@ -8946,7 +11138,7 @@
         <w:color w:val="17181C"/>
         <w:sz w:val="17"/>
       </w:rPr>
-      <w:t>DarkSage — DS-005 — Database Design</w:t>
+      <w:t>DarkSage — Database and Data Design</w:t>
     </w:r>
     <w:r>
       <w:tab/>
